--- a/Word_Format.docx
+++ b/Word_Format.docx
@@ -1,6 +1,6 @@
 
 <file path=word/document.xml><?xml version="1.0" encoding="utf-8"?>
-<w:document xmlns:wpc="http://schemas.microsoft.com/office/word/2010/wordprocessingCanvas" xmlns:cx="http://schemas.microsoft.com/office/drawing/2014/chartex" xmlns:cx1="http://schemas.microsoft.com/office/drawing/2015/9/8/chartex" xmlns:cx2="http://schemas.microsoft.com/office/drawing/2015/10/21/chartex" xmlns:cx3="http://schemas.microsoft.com/office/drawing/2016/5/9/chartex" xmlns:cx4="http://schemas.microsoft.com/office/drawing/2016/5/10/chartex" xmlns:cx5="http://schemas.microsoft.com/office/drawing/2016/5/11/chartex" xmlns:cx6="http://schemas.microsoft.com/office/drawing/2016/5/12/chartex" xmlns:cx7="http://schemas.microsoft.com/office/drawing/2016/5/13/chartex" xmlns:cx8="http://schemas.microsoft.com/office/drawing/2016/5/14/chartex" xmlns:mc="http://schemas.openxmlformats.org/markup-compatibility/2006" xmlns:aink="http://schemas.microsoft.com/office/drawing/2016/ink" xmlns:am3d="http://schemas.microsoft.com/office/drawing/2017/model3d" xmlns:o="urn:schemas-microsoft-com:office:office" xmlns:oel="http://schemas.microsoft.com/office/2019/extlst" xmlns:r="http://schemas.openxmlformats.org/officeDocument/2006/relationships" xmlns:m="http://schemas.openxmlformats.org/officeDocument/2006/math" xmlns:v="urn:schemas-microsoft-com:vml" xmlns:wp14="http://schemas.microsoft.com/office/word/2010/wordprocessingDrawing" xmlns:wp="http://schemas.openxmlformats.org/drawingml/2006/wordprocessingDrawing" xmlns:w10="urn:schemas-microsoft-com:office:word" xmlns:w="http://schemas.openxmlformats.org/wordprocessingml/2006/main" xmlns:w14="http://schemas.microsoft.com/office/word/2010/wordml" xmlns:w15="http://schemas.microsoft.com/office/word/2012/wordml" xmlns:w16cex="http://schemas.microsoft.com/office/word/2018/wordml/cex" xmlns:w16cid="http://schemas.microsoft.com/office/word/2016/wordml/cid" xmlns:w16="http://schemas.microsoft.com/office/word/2018/wordml" xmlns:w16sdtdh="http://schemas.microsoft.com/office/word/2020/wordml/sdtdatahash" xmlns:w16se="http://schemas.microsoft.com/office/word/2015/wordml/symex" xmlns:wpg="http://schemas.microsoft.com/office/word/2010/wordprocessingGroup" xmlns:wpi="http://schemas.microsoft.com/office/word/2010/wordprocessingInk" xmlns:wne="http://schemas.microsoft.com/office/word/2006/wordml" xmlns:wps="http://schemas.microsoft.com/office/word/2010/wordprocessingShape" mc:Ignorable="w14 w15 w16se w16cid w16 w16cex w16sdtdh wp14">
+<w:document xmlns:wpc="http://schemas.microsoft.com/office/word/2010/wordprocessingCanvas" xmlns:cx="http://schemas.microsoft.com/office/drawing/2014/chartex" xmlns:cx1="http://schemas.microsoft.com/office/drawing/2015/9/8/chartex" xmlns:cx2="http://schemas.microsoft.com/office/drawing/2015/10/21/chartex" xmlns:cx3="http://schemas.microsoft.com/office/drawing/2016/5/9/chartex" xmlns:cx4="http://schemas.microsoft.com/office/drawing/2016/5/10/chartex" xmlns:cx5="http://schemas.microsoft.com/office/drawing/2016/5/11/chartex" xmlns:cx6="http://schemas.microsoft.com/office/drawing/2016/5/12/chartex" xmlns:cx7="http://schemas.microsoft.com/office/drawing/2016/5/13/chartex" xmlns:cx8="http://schemas.microsoft.com/office/drawing/2016/5/14/chartex" xmlns:mc="http://schemas.openxmlformats.org/markup-compatibility/2006" xmlns:aink="http://schemas.microsoft.com/office/drawing/2016/ink" xmlns:am3d="http://schemas.microsoft.com/office/drawing/2017/model3d" xmlns:o="urn:schemas-microsoft-com:office:office" xmlns:oel="http://schemas.microsoft.com/office/2019/extlst" xmlns:r="http://schemas.openxmlformats.org/officeDocument/2006/relationships" xmlns:m="http://schemas.openxmlformats.org/officeDocument/2006/math" xmlns:v="urn:schemas-microsoft-com:vml" xmlns:wp14="http://schemas.microsoft.com/office/word/2010/wordprocessingDrawing" xmlns:wp="http://schemas.openxmlformats.org/drawingml/2006/wordprocessingDrawing" xmlns:w10="urn:schemas-microsoft-com:office:word" xmlns:w="http://schemas.openxmlformats.org/wordprocessingml/2006/main" xmlns:w14="http://schemas.microsoft.com/office/word/2010/wordml" xmlns:w15="http://schemas.microsoft.com/office/word/2012/wordml" xmlns:w16cei="http://schemas.microsoft.com/office/word/2026/wordml/cei" xmlns:w16cex="http://schemas.microsoft.com/office/word/2018/wordml/cex" xmlns:w16cid="http://schemas.microsoft.com/office/word/2016/wordml/cid" xmlns:w16="http://schemas.microsoft.com/office/word/2018/wordml" xmlns:w16du="http://schemas.microsoft.com/office/word/2023/wordml/word16du" xmlns:w16sdtdh="http://schemas.microsoft.com/office/word/2020/wordml/sdtdatahash" xmlns:w16sdtfl="http://schemas.microsoft.com/office/word/2024/wordml/sdtformatlock" xmlns:w16se="http://schemas.microsoft.com/office/word/2015/wordml/symex" xmlns:wpg="http://schemas.microsoft.com/office/word/2010/wordprocessingGroup" xmlns:wpi="http://schemas.microsoft.com/office/word/2010/wordprocessingInk" xmlns:wne="http://schemas.microsoft.com/office/word/2006/wordml" xmlns:wps="http://schemas.microsoft.com/office/word/2010/wordprocessingShape" mc:Ignorable="w14 w15 w16se w16cid w16 w16cex w16sdtdh w16sdtfl w16du wp14">
   <w:body>
     <w:tbl>
       <w:tblPr>
@@ -25,7 +25,6 @@
               <w:bottom w:val="nil"/>
               <w:right w:val="nil"/>
             </w:tcBorders>
-            <w:shd w:val="clear" w:color="auto" w:fill="auto"/>
             <w:noWrap/>
             <w:vAlign w:val="center"/>
             <w:hideMark/>
@@ -52,7 +51,6 @@
               <w:bottom w:val="nil"/>
               <w:right w:val="nil"/>
             </w:tcBorders>
-            <w:shd w:val="clear" w:color="auto" w:fill="auto"/>
             <w:noWrap/>
             <w:vAlign w:val="bottom"/>
             <w:hideMark/>
@@ -112,7 +110,7 @@
                           </pic:cNvPicPr>
                         </pic:nvPicPr>
                         <pic:blipFill>
-                          <a:blip r:embed="rId4">
+                          <a:blip r:embed="rId6">
                             <a:extLst>
                               <a:ext uri="{28A0092B-C50C-407E-A947-70E740481C1C}">
                                 <a14:useLocalDpi xmlns:a14="http://schemas.microsoft.com/office/drawing/2010/main" val="0"/>
@@ -175,7 +173,6 @@
                     <w:bottom w:val="nil"/>
                     <w:right w:val="nil"/>
                   </w:tcBorders>
-                  <w:shd w:val="clear" w:color="auto" w:fill="auto"/>
                   <w:noWrap/>
                   <w:vAlign w:val="center"/>
                   <w:hideMark/>
@@ -223,7 +220,6 @@
               <w:bottom w:val="nil"/>
               <w:right w:val="nil"/>
             </w:tcBorders>
-            <w:shd w:val="clear" w:color="auto" w:fill="auto"/>
             <w:noWrap/>
             <w:vAlign w:val="center"/>
             <w:hideMark/>
@@ -251,7 +247,6 @@
               <w:bottom w:val="nil"/>
               <w:right w:val="nil"/>
             </w:tcBorders>
-            <w:shd w:val="clear" w:color="auto" w:fill="auto"/>
             <w:noWrap/>
             <w:vAlign w:val="center"/>
             <w:hideMark/>
@@ -283,7 +278,6 @@
               <w:bottom w:val="nil"/>
               <w:right w:val="nil"/>
             </w:tcBorders>
-            <w:shd w:val="clear" w:color="auto" w:fill="auto"/>
             <w:noWrap/>
             <w:vAlign w:val="center"/>
             <w:hideMark/>
@@ -310,7 +304,6 @@
               <w:bottom w:val="nil"/>
               <w:right w:val="nil"/>
             </w:tcBorders>
-            <w:shd w:val="clear" w:color="auto" w:fill="auto"/>
             <w:noWrap/>
             <w:vAlign w:val="center"/>
             <w:hideMark/>
@@ -342,7 +335,6 @@
               <w:bottom w:val="nil"/>
               <w:right w:val="nil"/>
             </w:tcBorders>
-            <w:shd w:val="clear" w:color="auto" w:fill="auto"/>
             <w:noWrap/>
             <w:vAlign w:val="center"/>
             <w:hideMark/>
@@ -369,7 +361,6 @@
               <w:bottom w:val="nil"/>
               <w:right w:val="nil"/>
             </w:tcBorders>
-            <w:shd w:val="clear" w:color="auto" w:fill="auto"/>
             <w:noWrap/>
             <w:vAlign w:val="center"/>
             <w:hideMark/>
@@ -401,7 +392,6 @@
               <w:bottom w:val="nil"/>
               <w:right w:val="nil"/>
             </w:tcBorders>
-            <w:shd w:val="clear" w:color="auto" w:fill="auto"/>
             <w:noWrap/>
             <w:vAlign w:val="center"/>
             <w:hideMark/>
@@ -428,7 +418,6 @@
               <w:bottom w:val="nil"/>
               <w:right w:val="nil"/>
             </w:tcBorders>
-            <w:shd w:val="clear" w:color="auto" w:fill="auto"/>
             <w:noWrap/>
             <w:vAlign w:val="center"/>
             <w:hideMark/>
@@ -549,7 +538,6 @@
               <w:bottom w:val="nil"/>
               <w:right w:val="nil"/>
             </w:tcBorders>
-            <w:shd w:val="clear" w:color="auto" w:fill="auto"/>
             <w:noWrap/>
             <w:vAlign w:val="center"/>
             <w:hideMark/>
@@ -582,7 +570,6 @@
               <w:bottom w:val="nil"/>
               <w:right w:val="nil"/>
             </w:tcBorders>
-            <w:shd w:val="clear" w:color="auto" w:fill="auto"/>
             <w:noWrap/>
             <w:vAlign w:val="center"/>
             <w:hideMark/>
@@ -614,7 +601,6 @@
               <w:bottom w:val="nil"/>
               <w:right w:val="nil"/>
             </w:tcBorders>
-            <w:shd w:val="clear" w:color="auto" w:fill="auto"/>
             <w:noWrap/>
             <w:vAlign w:val="center"/>
             <w:hideMark/>
@@ -641,7 +627,6 @@
               <w:bottom w:val="nil"/>
               <w:right w:val="nil"/>
             </w:tcBorders>
-            <w:shd w:val="clear" w:color="auto" w:fill="auto"/>
             <w:noWrap/>
             <w:vAlign w:val="center"/>
             <w:hideMark/>
@@ -673,7 +658,6 @@
               <w:bottom w:val="nil"/>
               <w:right w:val="nil"/>
             </w:tcBorders>
-            <w:shd w:val="clear" w:color="auto" w:fill="auto"/>
             <w:noWrap/>
             <w:vAlign w:val="bottom"/>
             <w:hideMark/>
@@ -718,7 +702,6 @@
               <w:bottom w:val="nil"/>
               <w:right w:val="nil"/>
             </w:tcBorders>
-            <w:shd w:val="clear" w:color="auto" w:fill="auto"/>
             <w:noWrap/>
             <w:vAlign w:val="bottom"/>
             <w:hideMark/>
@@ -769,7 +752,6 @@
               <w:bottom w:val="nil"/>
               <w:right w:val="nil"/>
             </w:tcBorders>
-            <w:shd w:val="clear" w:color="auto" w:fill="auto"/>
             <w:noWrap/>
             <w:vAlign w:val="bottom"/>
             <w:hideMark/>
@@ -815,14 +797,12 @@
               <w:bottom w:val="nil"/>
               <w:right w:val="nil"/>
             </w:tcBorders>
-            <w:shd w:val="clear" w:color="auto" w:fill="auto"/>
-            <w:noWrap/>
-            <w:vAlign w:val="bottom"/>
-            <w:hideMark/>
-          </w:tcPr>
-          <w:p>
-            <w:pPr>
-              <w:bidi/>
+            <w:noWrap/>
+            <w:vAlign w:val="bottom"/>
+            <w:hideMark/>
+          </w:tcPr>
+          <w:p>
+            <w:pPr>
               <w:spacing w:after="0" w:line="240" w:lineRule="auto"/>
               <w:rPr>
                 <w:rFonts w:ascii="Calibri" w:eastAsia="Times New Roman" w:hAnsi="Calibri" w:cs="Calibri"/>
@@ -845,7 +825,6 @@
                 <w:kern w:val="0"/>
                 <w:sz w:val="28"/>
                 <w:szCs w:val="28"/>
-                <w:rtl/>
                 <w14:ligatures w14:val="none"/>
               </w:rPr>
               <w:fldChar w:fldCharType="begin"/>
@@ -859,10 +838,9 @@
                 <w:kern w:val="0"/>
                 <w:sz w:val="28"/>
                 <w:szCs w:val="28"/>
-                <w:rtl/>
-                <w14:ligatures w14:val="none"/>
-              </w:rPr>
-              <w:instrText xml:space="preserve"> </w:instrText>
+                <w14:ligatures w14:val="none"/>
+              </w:rPr>
+              <w:instrText xml:space="preserve"> MERGEFIELD EMP_HR_CODE </w:instrText>
             </w:r>
             <w:r>
               <w:rPr>
@@ -875,21 +853,21 @@
                 <w:szCs w:val="28"/>
                 <w14:ligatures w14:val="none"/>
               </w:rPr>
-              <w:instrText>MERGEFIELD</w:instrText>
-            </w:r>
-            <w:r>
-              <w:rPr>
-                <w:rFonts w:ascii="Calibri" w:eastAsia="Times New Roman" w:hAnsi="Calibri" w:cs="Calibri"/>
-                <w:b/>
-                <w:bCs/>
+              <w:fldChar w:fldCharType="separate"/>
+            </w:r>
+            <w:r>
+              <w:rPr>
+                <w:rFonts w:ascii="Calibri" w:eastAsia="Times New Roman" w:hAnsi="Calibri" w:cs="Calibri"/>
+                <w:b/>
+                <w:bCs/>
+                <w:noProof/>
                 <w:color w:val="000000"/>
                 <w:kern w:val="0"/>
                 <w:sz w:val="28"/>
                 <w:szCs w:val="28"/>
-                <w:rtl/>
-                <w14:ligatures w14:val="none"/>
-              </w:rPr>
-              <w:instrText xml:space="preserve"> </w:instrText>
+                <w14:ligatures w14:val="none"/>
+              </w:rPr>
+              <w:t>«EMP_HR_CODE»</w:t>
             </w:r>
             <w:r>
               <w:rPr>
@@ -900,92 +878,6 @@
                 <w:kern w:val="0"/>
                 <w:sz w:val="28"/>
                 <w:szCs w:val="28"/>
-                <w14:ligatures w14:val="none"/>
-              </w:rPr>
-              <w:instrText>EMP_HR_CODE</w:instrText>
-            </w:r>
-            <w:r>
-              <w:rPr>
-                <w:rFonts w:ascii="Calibri" w:eastAsia="Times New Roman" w:hAnsi="Calibri" w:cs="Calibri"/>
-                <w:b/>
-                <w:bCs/>
-                <w:color w:val="000000"/>
-                <w:kern w:val="0"/>
-                <w:sz w:val="28"/>
-                <w:szCs w:val="28"/>
-                <w:rtl/>
-                <w14:ligatures w14:val="none"/>
-              </w:rPr>
-              <w:instrText xml:space="preserve"> </w:instrText>
-            </w:r>
-            <w:r>
-              <w:rPr>
-                <w:rFonts w:ascii="Calibri" w:eastAsia="Times New Roman" w:hAnsi="Calibri" w:cs="Calibri"/>
-                <w:b/>
-                <w:bCs/>
-                <w:color w:val="000000"/>
-                <w:kern w:val="0"/>
-                <w:sz w:val="28"/>
-                <w:szCs w:val="28"/>
-                <w:rtl/>
-                <w14:ligatures w14:val="none"/>
-              </w:rPr>
-              <w:fldChar w:fldCharType="separate"/>
-            </w:r>
-            <w:r>
-              <w:rPr>
-                <w:rFonts w:ascii="Calibri" w:eastAsia="Times New Roman" w:hAnsi="Calibri" w:cs="Calibri"/>
-                <w:b/>
-                <w:bCs/>
-                <w:noProof/>
-                <w:color w:val="000000"/>
-                <w:kern w:val="0"/>
-                <w:sz w:val="28"/>
-                <w:szCs w:val="28"/>
-                <w:rtl/>
-                <w14:ligatures w14:val="none"/>
-              </w:rPr>
-              <w:t>«</w:t>
-            </w:r>
-            <w:r>
-              <w:rPr>
-                <w:rFonts w:ascii="Calibri" w:eastAsia="Times New Roman" w:hAnsi="Calibri" w:cs="Calibri"/>
-                <w:b/>
-                <w:bCs/>
-                <w:noProof/>
-                <w:color w:val="000000"/>
-                <w:kern w:val="0"/>
-                <w:sz w:val="28"/>
-                <w:szCs w:val="28"/>
-                <w14:ligatures w14:val="none"/>
-              </w:rPr>
-              <w:t>EMP_HR_CODE</w:t>
-            </w:r>
-            <w:r>
-              <w:rPr>
-                <w:rFonts w:ascii="Calibri" w:eastAsia="Times New Roman" w:hAnsi="Calibri" w:cs="Calibri"/>
-                <w:b/>
-                <w:bCs/>
-                <w:noProof/>
-                <w:color w:val="000000"/>
-                <w:kern w:val="0"/>
-                <w:sz w:val="28"/>
-                <w:szCs w:val="28"/>
-                <w:rtl/>
-                <w14:ligatures w14:val="none"/>
-              </w:rPr>
-              <w:t>»</w:t>
-            </w:r>
-            <w:r>
-              <w:rPr>
-                <w:rFonts w:ascii="Calibri" w:eastAsia="Times New Roman" w:hAnsi="Calibri" w:cs="Calibri"/>
-                <w:b/>
-                <w:bCs/>
-                <w:color w:val="000000"/>
-                <w:kern w:val="0"/>
-                <w:sz w:val="28"/>
-                <w:szCs w:val="28"/>
-                <w:rtl/>
                 <w14:ligatures w14:val="none"/>
               </w:rPr>
               <w:fldChar w:fldCharType="end"/>
@@ -1006,7 +898,6 @@
               <w:bottom w:val="nil"/>
               <w:right w:val="nil"/>
             </w:tcBorders>
-            <w:shd w:val="clear" w:color="auto" w:fill="auto"/>
             <w:noWrap/>
             <w:vAlign w:val="bottom"/>
             <w:hideMark/>
@@ -1064,14 +955,12 @@
               <w:bottom w:val="nil"/>
               <w:right w:val="nil"/>
             </w:tcBorders>
-            <w:shd w:val="clear" w:color="auto" w:fill="auto"/>
-            <w:noWrap/>
-            <w:vAlign w:val="bottom"/>
-            <w:hideMark/>
-          </w:tcPr>
-          <w:p>
-            <w:pPr>
-              <w:bidi/>
+            <w:noWrap/>
+            <w:vAlign w:val="bottom"/>
+            <w:hideMark/>
+          </w:tcPr>
+          <w:p>
+            <w:pPr>
               <w:spacing w:after="0" w:line="240" w:lineRule="auto"/>
               <w:rPr>
                 <w:rFonts w:ascii="Calibri" w:eastAsia="Times New Roman" w:hAnsi="Calibri" w:cs="Calibri"/>
@@ -1094,7 +983,6 @@
                 <w:kern w:val="0"/>
                 <w:sz w:val="28"/>
                 <w:szCs w:val="28"/>
-                <w:rtl/>
                 <w14:ligatures w14:val="none"/>
               </w:rPr>
               <w:fldChar w:fldCharType="begin"/>
@@ -1108,10 +996,9 @@
                 <w:kern w:val="0"/>
                 <w:sz w:val="28"/>
                 <w:szCs w:val="28"/>
-                <w:rtl/>
-                <w14:ligatures w14:val="none"/>
-              </w:rPr>
-              <w:instrText xml:space="preserve"> </w:instrText>
+                <w14:ligatures w14:val="none"/>
+              </w:rPr>
+              <w:instrText xml:space="preserve"> MERGEFIELD ORA_Code </w:instrText>
             </w:r>
             <w:r>
               <w:rPr>
@@ -1124,21 +1011,21 @@
                 <w:szCs w:val="28"/>
                 <w14:ligatures w14:val="none"/>
               </w:rPr>
-              <w:instrText>MERGEFIELD</w:instrText>
-            </w:r>
-            <w:r>
-              <w:rPr>
-                <w:rFonts w:ascii="Calibri" w:eastAsia="Times New Roman" w:hAnsi="Calibri" w:cs="Calibri"/>
-                <w:b/>
-                <w:bCs/>
+              <w:fldChar w:fldCharType="separate"/>
+            </w:r>
+            <w:r>
+              <w:rPr>
+                <w:rFonts w:ascii="Calibri" w:eastAsia="Times New Roman" w:hAnsi="Calibri" w:cs="Calibri"/>
+                <w:b/>
+                <w:bCs/>
+                <w:noProof/>
                 <w:color w:val="000000"/>
                 <w:kern w:val="0"/>
                 <w:sz w:val="28"/>
                 <w:szCs w:val="28"/>
-                <w:rtl/>
-                <w14:ligatures w14:val="none"/>
-              </w:rPr>
-              <w:instrText xml:space="preserve"> </w:instrText>
+                <w14:ligatures w14:val="none"/>
+              </w:rPr>
+              <w:t>«ORA_Code»</w:t>
             </w:r>
             <w:r>
               <w:rPr>
@@ -1149,92 +1036,6 @@
                 <w:kern w:val="0"/>
                 <w:sz w:val="28"/>
                 <w:szCs w:val="28"/>
-                <w14:ligatures w14:val="none"/>
-              </w:rPr>
-              <w:instrText>ORA_Code</w:instrText>
-            </w:r>
-            <w:r>
-              <w:rPr>
-                <w:rFonts w:ascii="Calibri" w:eastAsia="Times New Roman" w:hAnsi="Calibri" w:cs="Calibri"/>
-                <w:b/>
-                <w:bCs/>
-                <w:color w:val="000000"/>
-                <w:kern w:val="0"/>
-                <w:sz w:val="28"/>
-                <w:szCs w:val="28"/>
-                <w:rtl/>
-                <w14:ligatures w14:val="none"/>
-              </w:rPr>
-              <w:instrText xml:space="preserve"> </w:instrText>
-            </w:r>
-            <w:r>
-              <w:rPr>
-                <w:rFonts w:ascii="Calibri" w:eastAsia="Times New Roman" w:hAnsi="Calibri" w:cs="Calibri"/>
-                <w:b/>
-                <w:bCs/>
-                <w:color w:val="000000"/>
-                <w:kern w:val="0"/>
-                <w:sz w:val="28"/>
-                <w:szCs w:val="28"/>
-                <w:rtl/>
-                <w14:ligatures w14:val="none"/>
-              </w:rPr>
-              <w:fldChar w:fldCharType="separate"/>
-            </w:r>
-            <w:r>
-              <w:rPr>
-                <w:rFonts w:ascii="Calibri" w:eastAsia="Times New Roman" w:hAnsi="Calibri" w:cs="Calibri"/>
-                <w:b/>
-                <w:bCs/>
-                <w:noProof/>
-                <w:color w:val="000000"/>
-                <w:kern w:val="0"/>
-                <w:sz w:val="28"/>
-                <w:szCs w:val="28"/>
-                <w:rtl/>
-                <w14:ligatures w14:val="none"/>
-              </w:rPr>
-              <w:t>«</w:t>
-            </w:r>
-            <w:r>
-              <w:rPr>
-                <w:rFonts w:ascii="Calibri" w:eastAsia="Times New Roman" w:hAnsi="Calibri" w:cs="Calibri"/>
-                <w:b/>
-                <w:bCs/>
-                <w:noProof/>
-                <w:color w:val="000000"/>
-                <w:kern w:val="0"/>
-                <w:sz w:val="28"/>
-                <w:szCs w:val="28"/>
-                <w14:ligatures w14:val="none"/>
-              </w:rPr>
-              <w:t>ORA_Code</w:t>
-            </w:r>
-            <w:r>
-              <w:rPr>
-                <w:rFonts w:ascii="Calibri" w:eastAsia="Times New Roman" w:hAnsi="Calibri" w:cs="Calibri"/>
-                <w:b/>
-                <w:bCs/>
-                <w:noProof/>
-                <w:color w:val="000000"/>
-                <w:kern w:val="0"/>
-                <w:sz w:val="28"/>
-                <w:szCs w:val="28"/>
-                <w:rtl/>
-                <w14:ligatures w14:val="none"/>
-              </w:rPr>
-              <w:t>»</w:t>
-            </w:r>
-            <w:r>
-              <w:rPr>
-                <w:rFonts w:ascii="Calibri" w:eastAsia="Times New Roman" w:hAnsi="Calibri" w:cs="Calibri"/>
-                <w:b/>
-                <w:bCs/>
-                <w:color w:val="000000"/>
-                <w:kern w:val="0"/>
-                <w:sz w:val="28"/>
-                <w:szCs w:val="28"/>
-                <w:rtl/>
                 <w14:ligatures w14:val="none"/>
               </w:rPr>
               <w:fldChar w:fldCharType="end"/>
@@ -1255,7 +1056,6 @@
               <w:bottom w:val="nil"/>
               <w:right w:val="nil"/>
             </w:tcBorders>
-            <w:shd w:val="clear" w:color="auto" w:fill="auto"/>
             <w:noWrap/>
             <w:vAlign w:val="bottom"/>
             <w:hideMark/>
@@ -1300,15 +1100,14 @@
               <w:bottom w:val="nil"/>
               <w:right w:val="nil"/>
             </w:tcBorders>
-            <w:shd w:val="clear" w:color="auto" w:fill="auto"/>
-            <w:noWrap/>
-            <w:vAlign w:val="bottom"/>
-            <w:hideMark/>
-          </w:tcPr>
-          <w:p>
-            <w:pPr>
-              <w:bidi/>
-              <w:spacing w:after="0" w:line="240" w:lineRule="auto"/>
+            <w:noWrap/>
+            <w:vAlign w:val="bottom"/>
+            <w:hideMark/>
+          </w:tcPr>
+          <w:p>
+            <w:pPr>
+              <w:spacing w:after="0" w:line="240" w:lineRule="auto"/>
+              <w:jc w:val="right"/>
               <w:rPr>
                 <w:rFonts w:ascii="Calibri" w:eastAsia="Times New Roman" w:hAnsi="Calibri" w:cs="Calibri"/>
                 <w:b/>
@@ -1330,7 +1129,6 @@
                 <w:kern w:val="0"/>
                 <w:sz w:val="28"/>
                 <w:szCs w:val="28"/>
-                <w:rtl/>
                 <w14:ligatures w14:val="none"/>
               </w:rPr>
               <w:fldChar w:fldCharType="begin"/>
@@ -1344,10 +1142,9 @@
                 <w:kern w:val="0"/>
                 <w:sz w:val="28"/>
                 <w:szCs w:val="28"/>
-                <w:rtl/>
-                <w14:ligatures w14:val="none"/>
-              </w:rPr>
-              <w:instrText xml:space="preserve"> </w:instrText>
+                <w14:ligatures w14:val="none"/>
+              </w:rPr>
+              <w:instrText xml:space="preserve"> MERGEFIELD EMP_NAME_ALL </w:instrText>
             </w:r>
             <w:r>
               <w:rPr>
@@ -1360,21 +1157,21 @@
                 <w:szCs w:val="28"/>
                 <w14:ligatures w14:val="none"/>
               </w:rPr>
-              <w:instrText>MERGEFIELD</w:instrText>
-            </w:r>
-            <w:r>
-              <w:rPr>
-                <w:rFonts w:ascii="Calibri" w:eastAsia="Times New Roman" w:hAnsi="Calibri" w:cs="Calibri"/>
-                <w:b/>
-                <w:bCs/>
+              <w:fldChar w:fldCharType="separate"/>
+            </w:r>
+            <w:r>
+              <w:rPr>
+                <w:rFonts w:ascii="Calibri" w:eastAsia="Times New Roman" w:hAnsi="Calibri" w:cs="Calibri"/>
+                <w:b/>
+                <w:bCs/>
+                <w:noProof/>
                 <w:color w:val="000000"/>
                 <w:kern w:val="0"/>
                 <w:sz w:val="28"/>
                 <w:szCs w:val="28"/>
-                <w:rtl/>
-                <w14:ligatures w14:val="none"/>
-              </w:rPr>
-              <w:instrText xml:space="preserve"> </w:instrText>
+                <w14:ligatures w14:val="none"/>
+              </w:rPr>
+              <w:t>«EMP_NAME_ALL»</w:t>
             </w:r>
             <w:r>
               <w:rPr>
@@ -1385,92 +1182,6 @@
                 <w:kern w:val="0"/>
                 <w:sz w:val="28"/>
                 <w:szCs w:val="28"/>
-                <w14:ligatures w14:val="none"/>
-              </w:rPr>
-              <w:instrText>EMP_NAME_ALL</w:instrText>
-            </w:r>
-            <w:r>
-              <w:rPr>
-                <w:rFonts w:ascii="Calibri" w:eastAsia="Times New Roman" w:hAnsi="Calibri" w:cs="Calibri"/>
-                <w:b/>
-                <w:bCs/>
-                <w:color w:val="000000"/>
-                <w:kern w:val="0"/>
-                <w:sz w:val="28"/>
-                <w:szCs w:val="28"/>
-                <w:rtl/>
-                <w14:ligatures w14:val="none"/>
-              </w:rPr>
-              <w:instrText xml:space="preserve"> </w:instrText>
-            </w:r>
-            <w:r>
-              <w:rPr>
-                <w:rFonts w:ascii="Calibri" w:eastAsia="Times New Roman" w:hAnsi="Calibri" w:cs="Calibri"/>
-                <w:b/>
-                <w:bCs/>
-                <w:color w:val="000000"/>
-                <w:kern w:val="0"/>
-                <w:sz w:val="28"/>
-                <w:szCs w:val="28"/>
-                <w:rtl/>
-                <w14:ligatures w14:val="none"/>
-              </w:rPr>
-              <w:fldChar w:fldCharType="separate"/>
-            </w:r>
-            <w:r>
-              <w:rPr>
-                <w:rFonts w:ascii="Calibri" w:eastAsia="Times New Roman" w:hAnsi="Calibri" w:cs="Calibri"/>
-                <w:b/>
-                <w:bCs/>
-                <w:noProof/>
-                <w:color w:val="000000"/>
-                <w:kern w:val="0"/>
-                <w:sz w:val="28"/>
-                <w:szCs w:val="28"/>
-                <w:rtl/>
-                <w14:ligatures w14:val="none"/>
-              </w:rPr>
-              <w:t>«</w:t>
-            </w:r>
-            <w:r>
-              <w:rPr>
-                <w:rFonts w:ascii="Calibri" w:eastAsia="Times New Roman" w:hAnsi="Calibri" w:cs="Calibri"/>
-                <w:b/>
-                <w:bCs/>
-                <w:noProof/>
-                <w:color w:val="000000"/>
-                <w:kern w:val="0"/>
-                <w:sz w:val="28"/>
-                <w:szCs w:val="28"/>
-                <w14:ligatures w14:val="none"/>
-              </w:rPr>
-              <w:t>EMP_NAME_ALL</w:t>
-            </w:r>
-            <w:r>
-              <w:rPr>
-                <w:rFonts w:ascii="Calibri" w:eastAsia="Times New Roman" w:hAnsi="Calibri" w:cs="Calibri"/>
-                <w:b/>
-                <w:bCs/>
-                <w:noProof/>
-                <w:color w:val="000000"/>
-                <w:kern w:val="0"/>
-                <w:sz w:val="28"/>
-                <w:szCs w:val="28"/>
-                <w:rtl/>
-                <w14:ligatures w14:val="none"/>
-              </w:rPr>
-              <w:t>»</w:t>
-            </w:r>
-            <w:r>
-              <w:rPr>
-                <w:rFonts w:ascii="Calibri" w:eastAsia="Times New Roman" w:hAnsi="Calibri" w:cs="Calibri"/>
-                <w:b/>
-                <w:bCs/>
-                <w:color w:val="000000"/>
-                <w:kern w:val="0"/>
-                <w:sz w:val="28"/>
-                <w:szCs w:val="28"/>
-                <w:rtl/>
                 <w14:ligatures w14:val="none"/>
               </w:rPr>
               <w:fldChar w:fldCharType="end"/>
@@ -1491,7 +1202,6 @@
               <w:bottom w:val="nil"/>
               <w:right w:val="nil"/>
             </w:tcBorders>
-            <w:shd w:val="clear" w:color="auto" w:fill="auto"/>
             <w:noWrap/>
             <w:vAlign w:val="bottom"/>
             <w:hideMark/>
@@ -1536,15 +1246,14 @@
               <w:bottom w:val="nil"/>
               <w:right w:val="nil"/>
             </w:tcBorders>
-            <w:shd w:val="clear" w:color="auto" w:fill="auto"/>
-            <w:noWrap/>
-            <w:vAlign w:val="bottom"/>
-            <w:hideMark/>
-          </w:tcPr>
-          <w:p>
-            <w:pPr>
-              <w:bidi/>
-              <w:spacing w:after="0" w:line="240" w:lineRule="auto"/>
+            <w:noWrap/>
+            <w:vAlign w:val="bottom"/>
+            <w:hideMark/>
+          </w:tcPr>
+          <w:p>
+            <w:pPr>
+              <w:spacing w:after="0" w:line="240" w:lineRule="auto"/>
+              <w:jc w:val="right"/>
               <w:rPr>
                 <w:rFonts w:ascii="Calibri" w:eastAsia="Times New Roman" w:hAnsi="Calibri" w:cs="Calibri"/>
                 <w:b/>
@@ -1566,7 +1275,6 @@
                 <w:kern w:val="0"/>
                 <w:sz w:val="28"/>
                 <w:szCs w:val="28"/>
-                <w:rtl/>
                 <w14:ligatures w14:val="none"/>
               </w:rPr>
               <w:fldChar w:fldCharType="begin"/>
@@ -1580,10 +1288,9 @@
                 <w:kern w:val="0"/>
                 <w:sz w:val="28"/>
                 <w:szCs w:val="28"/>
-                <w:rtl/>
-                <w14:ligatures w14:val="none"/>
-              </w:rPr>
-              <w:instrText xml:space="preserve"> </w:instrText>
+                <w14:ligatures w14:val="none"/>
+              </w:rPr>
+              <w:instrText xml:space="preserve"> MERGEFIELD Payslip_distribution </w:instrText>
             </w:r>
             <w:r>
               <w:rPr>
@@ -1596,21 +1303,21 @@
                 <w:szCs w:val="28"/>
                 <w14:ligatures w14:val="none"/>
               </w:rPr>
-              <w:instrText>MERGEFIELD</w:instrText>
-            </w:r>
-            <w:r>
-              <w:rPr>
-                <w:rFonts w:ascii="Calibri" w:eastAsia="Times New Roman" w:hAnsi="Calibri" w:cs="Calibri"/>
-                <w:b/>
-                <w:bCs/>
+              <w:fldChar w:fldCharType="separate"/>
+            </w:r>
+            <w:r>
+              <w:rPr>
+                <w:rFonts w:ascii="Calibri" w:eastAsia="Times New Roman" w:hAnsi="Calibri" w:cs="Calibri"/>
+                <w:b/>
+                <w:bCs/>
+                <w:noProof/>
                 <w:color w:val="000000"/>
                 <w:kern w:val="0"/>
                 <w:sz w:val="28"/>
                 <w:szCs w:val="28"/>
-                <w:rtl/>
-                <w14:ligatures w14:val="none"/>
-              </w:rPr>
-              <w:instrText xml:space="preserve"> </w:instrText>
+                <w14:ligatures w14:val="none"/>
+              </w:rPr>
+              <w:t>«Payslip_distribution»</w:t>
             </w:r>
             <w:r>
               <w:rPr>
@@ -1621,92 +1328,6 @@
                 <w:kern w:val="0"/>
                 <w:sz w:val="28"/>
                 <w:szCs w:val="28"/>
-                <w14:ligatures w14:val="none"/>
-              </w:rPr>
-              <w:instrText>Payslip_distribution</w:instrText>
-            </w:r>
-            <w:r>
-              <w:rPr>
-                <w:rFonts w:ascii="Calibri" w:eastAsia="Times New Roman" w:hAnsi="Calibri" w:cs="Calibri"/>
-                <w:b/>
-                <w:bCs/>
-                <w:color w:val="000000"/>
-                <w:kern w:val="0"/>
-                <w:sz w:val="28"/>
-                <w:szCs w:val="28"/>
-                <w:rtl/>
-                <w14:ligatures w14:val="none"/>
-              </w:rPr>
-              <w:instrText xml:space="preserve"> </w:instrText>
-            </w:r>
-            <w:r>
-              <w:rPr>
-                <w:rFonts w:ascii="Calibri" w:eastAsia="Times New Roman" w:hAnsi="Calibri" w:cs="Calibri"/>
-                <w:b/>
-                <w:bCs/>
-                <w:color w:val="000000"/>
-                <w:kern w:val="0"/>
-                <w:sz w:val="28"/>
-                <w:szCs w:val="28"/>
-                <w:rtl/>
-                <w14:ligatures w14:val="none"/>
-              </w:rPr>
-              <w:fldChar w:fldCharType="separate"/>
-            </w:r>
-            <w:r>
-              <w:rPr>
-                <w:rFonts w:ascii="Calibri" w:eastAsia="Times New Roman" w:hAnsi="Calibri" w:cs="Calibri"/>
-                <w:b/>
-                <w:bCs/>
-                <w:noProof/>
-                <w:color w:val="000000"/>
-                <w:kern w:val="0"/>
-                <w:sz w:val="28"/>
-                <w:szCs w:val="28"/>
-                <w:rtl/>
-                <w14:ligatures w14:val="none"/>
-              </w:rPr>
-              <w:t>«</w:t>
-            </w:r>
-            <w:r>
-              <w:rPr>
-                <w:rFonts w:ascii="Calibri" w:eastAsia="Times New Roman" w:hAnsi="Calibri" w:cs="Calibri"/>
-                <w:b/>
-                <w:bCs/>
-                <w:noProof/>
-                <w:color w:val="000000"/>
-                <w:kern w:val="0"/>
-                <w:sz w:val="28"/>
-                <w:szCs w:val="28"/>
-                <w14:ligatures w14:val="none"/>
-              </w:rPr>
-              <w:t>Payslip_distribution</w:t>
-            </w:r>
-            <w:r>
-              <w:rPr>
-                <w:rFonts w:ascii="Calibri" w:eastAsia="Times New Roman" w:hAnsi="Calibri" w:cs="Calibri"/>
-                <w:b/>
-                <w:bCs/>
-                <w:noProof/>
-                <w:color w:val="000000"/>
-                <w:kern w:val="0"/>
-                <w:sz w:val="28"/>
-                <w:szCs w:val="28"/>
-                <w:rtl/>
-                <w14:ligatures w14:val="none"/>
-              </w:rPr>
-              <w:t>»</w:t>
-            </w:r>
-            <w:r>
-              <w:rPr>
-                <w:rFonts w:ascii="Calibri" w:eastAsia="Times New Roman" w:hAnsi="Calibri" w:cs="Calibri"/>
-                <w:b/>
-                <w:bCs/>
-                <w:color w:val="000000"/>
-                <w:kern w:val="0"/>
-                <w:sz w:val="28"/>
-                <w:szCs w:val="28"/>
-                <w:rtl/>
                 <w14:ligatures w14:val="none"/>
               </w:rPr>
               <w:fldChar w:fldCharType="end"/>
@@ -1727,7 +1348,6 @@
               <w:bottom w:val="nil"/>
               <w:right w:val="nil"/>
             </w:tcBorders>
-            <w:shd w:val="clear" w:color="auto" w:fill="auto"/>
             <w:noWrap/>
             <w:vAlign w:val="bottom"/>
             <w:hideMark/>
@@ -1772,15 +1392,14 @@
               <w:bottom w:val="nil"/>
               <w:right w:val="nil"/>
             </w:tcBorders>
-            <w:shd w:val="clear" w:color="auto" w:fill="auto"/>
-            <w:noWrap/>
-            <w:vAlign w:val="bottom"/>
-            <w:hideMark/>
-          </w:tcPr>
-          <w:p>
-            <w:pPr>
-              <w:bidi/>
-              <w:spacing w:after="0" w:line="240" w:lineRule="auto"/>
+            <w:noWrap/>
+            <w:vAlign w:val="bottom"/>
+            <w:hideMark/>
+          </w:tcPr>
+          <w:p>
+            <w:pPr>
+              <w:spacing w:after="0" w:line="240" w:lineRule="auto"/>
+              <w:jc w:val="right"/>
               <w:rPr>
                 <w:rFonts w:ascii="Calibri" w:eastAsia="Times New Roman" w:hAnsi="Calibri" w:cs="Calibri"/>
                 <w:b/>
@@ -1802,7 +1421,6 @@
                 <w:kern w:val="0"/>
                 <w:sz w:val="28"/>
                 <w:szCs w:val="28"/>
-                <w:rtl/>
                 <w14:ligatures w14:val="none"/>
               </w:rPr>
               <w:fldChar w:fldCharType="begin"/>
@@ -1816,10 +1434,9 @@
                 <w:kern w:val="0"/>
                 <w:sz w:val="28"/>
                 <w:szCs w:val="28"/>
-                <w:rtl/>
-                <w14:ligatures w14:val="none"/>
-              </w:rPr>
-              <w:instrText xml:space="preserve"> </w:instrText>
+                <w14:ligatures w14:val="none"/>
+              </w:rPr>
+              <w:instrText xml:space="preserve"> MERGEFIELD EMP_COMPANY </w:instrText>
             </w:r>
             <w:r>
               <w:rPr>
@@ -1832,21 +1449,21 @@
                 <w:szCs w:val="28"/>
                 <w14:ligatures w14:val="none"/>
               </w:rPr>
-              <w:instrText>MERGEFIELD</w:instrText>
-            </w:r>
-            <w:r>
-              <w:rPr>
-                <w:rFonts w:ascii="Calibri" w:eastAsia="Times New Roman" w:hAnsi="Calibri" w:cs="Calibri"/>
-                <w:b/>
-                <w:bCs/>
+              <w:fldChar w:fldCharType="separate"/>
+            </w:r>
+            <w:r>
+              <w:rPr>
+                <w:rFonts w:ascii="Calibri" w:eastAsia="Times New Roman" w:hAnsi="Calibri" w:cs="Calibri"/>
+                <w:b/>
+                <w:bCs/>
+                <w:noProof/>
                 <w:color w:val="000000"/>
                 <w:kern w:val="0"/>
                 <w:sz w:val="28"/>
                 <w:szCs w:val="28"/>
-                <w:rtl/>
-                <w14:ligatures w14:val="none"/>
-              </w:rPr>
-              <w:instrText xml:space="preserve"> </w:instrText>
+                <w14:ligatures w14:val="none"/>
+              </w:rPr>
+              <w:t>«EMP_COMPANY»</w:t>
             </w:r>
             <w:r>
               <w:rPr>
@@ -1857,92 +1474,6 @@
                 <w:kern w:val="0"/>
                 <w:sz w:val="28"/>
                 <w:szCs w:val="28"/>
-                <w14:ligatures w14:val="none"/>
-              </w:rPr>
-              <w:instrText>EMP_COMPANY</w:instrText>
-            </w:r>
-            <w:r>
-              <w:rPr>
-                <w:rFonts w:ascii="Calibri" w:eastAsia="Times New Roman" w:hAnsi="Calibri" w:cs="Calibri"/>
-                <w:b/>
-                <w:bCs/>
-                <w:color w:val="000000"/>
-                <w:kern w:val="0"/>
-                <w:sz w:val="28"/>
-                <w:szCs w:val="28"/>
-                <w:rtl/>
-                <w14:ligatures w14:val="none"/>
-              </w:rPr>
-              <w:instrText xml:space="preserve"> </w:instrText>
-            </w:r>
-            <w:r>
-              <w:rPr>
-                <w:rFonts w:ascii="Calibri" w:eastAsia="Times New Roman" w:hAnsi="Calibri" w:cs="Calibri"/>
-                <w:b/>
-                <w:bCs/>
-                <w:color w:val="000000"/>
-                <w:kern w:val="0"/>
-                <w:sz w:val="28"/>
-                <w:szCs w:val="28"/>
-                <w:rtl/>
-                <w14:ligatures w14:val="none"/>
-              </w:rPr>
-              <w:fldChar w:fldCharType="separate"/>
-            </w:r>
-            <w:r>
-              <w:rPr>
-                <w:rFonts w:ascii="Calibri" w:eastAsia="Times New Roman" w:hAnsi="Calibri" w:cs="Calibri"/>
-                <w:b/>
-                <w:bCs/>
-                <w:noProof/>
-                <w:color w:val="000000"/>
-                <w:kern w:val="0"/>
-                <w:sz w:val="28"/>
-                <w:szCs w:val="28"/>
-                <w:rtl/>
-                <w14:ligatures w14:val="none"/>
-              </w:rPr>
-              <w:t>«</w:t>
-            </w:r>
-            <w:r>
-              <w:rPr>
-                <w:rFonts w:ascii="Calibri" w:eastAsia="Times New Roman" w:hAnsi="Calibri" w:cs="Calibri"/>
-                <w:b/>
-                <w:bCs/>
-                <w:noProof/>
-                <w:color w:val="000000"/>
-                <w:kern w:val="0"/>
-                <w:sz w:val="28"/>
-                <w:szCs w:val="28"/>
-                <w14:ligatures w14:val="none"/>
-              </w:rPr>
-              <w:t>EMP_COMPANY</w:t>
-            </w:r>
-            <w:r>
-              <w:rPr>
-                <w:rFonts w:ascii="Calibri" w:eastAsia="Times New Roman" w:hAnsi="Calibri" w:cs="Calibri"/>
-                <w:b/>
-                <w:bCs/>
-                <w:noProof/>
-                <w:color w:val="000000"/>
-                <w:kern w:val="0"/>
-                <w:sz w:val="28"/>
-                <w:szCs w:val="28"/>
-                <w:rtl/>
-                <w14:ligatures w14:val="none"/>
-              </w:rPr>
-              <w:t>»</w:t>
-            </w:r>
-            <w:r>
-              <w:rPr>
-                <w:rFonts w:ascii="Calibri" w:eastAsia="Times New Roman" w:hAnsi="Calibri" w:cs="Calibri"/>
-                <w:b/>
-                <w:bCs/>
-                <w:color w:val="000000"/>
-                <w:kern w:val="0"/>
-                <w:sz w:val="28"/>
-                <w:szCs w:val="28"/>
-                <w:rtl/>
                 <w14:ligatures w14:val="none"/>
               </w:rPr>
               <w:fldChar w:fldCharType="end"/>
@@ -1963,7 +1494,6 @@
               <w:bottom w:val="nil"/>
               <w:right w:val="nil"/>
             </w:tcBorders>
-            <w:shd w:val="clear" w:color="auto" w:fill="auto"/>
             <w:noWrap/>
             <w:vAlign w:val="bottom"/>
             <w:hideMark/>
@@ -1991,7 +1521,6 @@
               <w:bottom w:val="nil"/>
               <w:right w:val="nil"/>
             </w:tcBorders>
-            <w:shd w:val="clear" w:color="auto" w:fill="auto"/>
             <w:noWrap/>
             <w:vAlign w:val="bottom"/>
             <w:hideMark/>
@@ -2121,7 +1650,6 @@
               <w:bottom w:val="single" w:sz="4" w:space="0" w:color="auto"/>
               <w:right w:val="single" w:sz="4" w:space="0" w:color="auto"/>
             </w:tcBorders>
-            <w:shd w:val="clear" w:color="auto" w:fill="auto"/>
             <w:noWrap/>
             <w:vAlign w:val="bottom"/>
             <w:hideMark/>
@@ -2163,7 +1691,6 @@
               <w:bottom w:val="single" w:sz="4" w:space="0" w:color="auto"/>
               <w:right w:val="single" w:sz="4" w:space="0" w:color="auto"/>
             </w:tcBorders>
-            <w:shd w:val="clear" w:color="auto" w:fill="auto"/>
             <w:noWrap/>
             <w:vAlign w:val="bottom"/>
             <w:hideMark/>
@@ -2242,7 +1769,6 @@
               <w:bottom w:val="single" w:sz="4" w:space="0" w:color="auto"/>
               <w:right w:val="single" w:sz="4" w:space="0" w:color="auto"/>
             </w:tcBorders>
-            <w:shd w:val="clear" w:color="auto" w:fill="auto"/>
             <w:noWrap/>
             <w:vAlign w:val="bottom"/>
             <w:hideMark/>
@@ -2283,7 +1809,6 @@
               <w:bottom w:val="single" w:sz="4" w:space="0" w:color="auto"/>
               <w:right w:val="single" w:sz="4" w:space="0" w:color="auto"/>
             </w:tcBorders>
-            <w:shd w:val="clear" w:color="auto" w:fill="auto"/>
             <w:noWrap/>
             <w:vAlign w:val="bottom"/>
             <w:hideMark/>
@@ -2362,7 +1887,6 @@
               <w:bottom w:val="single" w:sz="4" w:space="0" w:color="auto"/>
               <w:right w:val="single" w:sz="4" w:space="0" w:color="auto"/>
             </w:tcBorders>
-            <w:shd w:val="clear" w:color="auto" w:fill="auto"/>
             <w:noWrap/>
             <w:vAlign w:val="bottom"/>
             <w:hideMark/>
@@ -2403,7 +1927,6 @@
               <w:bottom w:val="single" w:sz="4" w:space="0" w:color="auto"/>
               <w:right w:val="single" w:sz="4" w:space="0" w:color="auto"/>
             </w:tcBorders>
-            <w:shd w:val="clear" w:color="auto" w:fill="auto"/>
             <w:noWrap/>
             <w:vAlign w:val="bottom"/>
             <w:hideMark/>
@@ -2482,7 +2005,6 @@
               <w:bottom w:val="single" w:sz="4" w:space="0" w:color="auto"/>
               <w:right w:val="single" w:sz="4" w:space="0" w:color="auto"/>
             </w:tcBorders>
-            <w:shd w:val="clear" w:color="auto" w:fill="auto"/>
             <w:noWrap/>
             <w:vAlign w:val="bottom"/>
             <w:hideMark/>
@@ -2523,7 +2045,6 @@
               <w:bottom w:val="single" w:sz="4" w:space="0" w:color="auto"/>
               <w:right w:val="single" w:sz="4" w:space="0" w:color="auto"/>
             </w:tcBorders>
-            <w:shd w:val="clear" w:color="auto" w:fill="auto"/>
             <w:noWrap/>
             <w:vAlign w:val="bottom"/>
             <w:hideMark/>
@@ -2602,7 +2123,6 @@
               <w:bottom w:val="single" w:sz="4" w:space="0" w:color="auto"/>
               <w:right w:val="single" w:sz="4" w:space="0" w:color="auto"/>
             </w:tcBorders>
-            <w:shd w:val="clear" w:color="auto" w:fill="auto"/>
             <w:noWrap/>
             <w:vAlign w:val="bottom"/>
             <w:hideMark/>
@@ -2643,7 +2163,6 @@
               <w:bottom w:val="single" w:sz="4" w:space="0" w:color="auto"/>
               <w:right w:val="single" w:sz="4" w:space="0" w:color="auto"/>
             </w:tcBorders>
-            <w:shd w:val="clear" w:color="auto" w:fill="auto"/>
             <w:noWrap/>
             <w:vAlign w:val="bottom"/>
             <w:hideMark/>
@@ -2722,7 +2241,6 @@
               <w:bottom w:val="single" w:sz="4" w:space="0" w:color="auto"/>
               <w:right w:val="single" w:sz="4" w:space="0" w:color="auto"/>
             </w:tcBorders>
-            <w:shd w:val="clear" w:color="auto" w:fill="auto"/>
             <w:noWrap/>
             <w:vAlign w:val="bottom"/>
             <w:hideMark/>
@@ -2763,7 +2281,6 @@
               <w:bottom w:val="single" w:sz="4" w:space="0" w:color="auto"/>
               <w:right w:val="single" w:sz="4" w:space="0" w:color="auto"/>
             </w:tcBorders>
-            <w:shd w:val="clear" w:color="auto" w:fill="auto"/>
             <w:noWrap/>
             <w:vAlign w:val="bottom"/>
             <w:hideMark/>
@@ -2851,7 +2368,6 @@
               <w:bottom w:val="single" w:sz="4" w:space="0" w:color="auto"/>
               <w:right w:val="single" w:sz="4" w:space="0" w:color="auto"/>
             </w:tcBorders>
-            <w:shd w:val="clear" w:color="auto" w:fill="auto"/>
             <w:noWrap/>
             <w:vAlign w:val="bottom"/>
             <w:hideMark/>
@@ -2892,7 +2408,6 @@
               <w:bottom w:val="single" w:sz="4" w:space="0" w:color="auto"/>
               <w:right w:val="single" w:sz="4" w:space="0" w:color="auto"/>
             </w:tcBorders>
-            <w:shd w:val="clear" w:color="auto" w:fill="auto"/>
             <w:noWrap/>
             <w:vAlign w:val="bottom"/>
             <w:hideMark/>
@@ -2971,7 +2486,6 @@
               <w:bottom w:val="single" w:sz="4" w:space="0" w:color="auto"/>
               <w:right w:val="single" w:sz="4" w:space="0" w:color="auto"/>
             </w:tcBorders>
-            <w:shd w:val="clear" w:color="auto" w:fill="auto"/>
             <w:noWrap/>
             <w:vAlign w:val="bottom"/>
             <w:hideMark/>
@@ -3012,7 +2526,6 @@
               <w:bottom w:val="single" w:sz="4" w:space="0" w:color="auto"/>
               <w:right w:val="single" w:sz="4" w:space="0" w:color="auto"/>
             </w:tcBorders>
-            <w:shd w:val="clear" w:color="auto" w:fill="auto"/>
             <w:noWrap/>
             <w:vAlign w:val="bottom"/>
             <w:hideMark/>
@@ -3091,7 +2604,6 @@
               <w:bottom w:val="single" w:sz="4" w:space="0" w:color="auto"/>
               <w:right w:val="single" w:sz="4" w:space="0" w:color="auto"/>
             </w:tcBorders>
-            <w:shd w:val="clear" w:color="auto" w:fill="auto"/>
             <w:noWrap/>
             <w:vAlign w:val="bottom"/>
             <w:hideMark/>
@@ -3132,7 +2644,6 @@
               <w:bottom w:val="single" w:sz="4" w:space="0" w:color="auto"/>
               <w:right w:val="single" w:sz="4" w:space="0" w:color="auto"/>
             </w:tcBorders>
-            <w:shd w:val="clear" w:color="auto" w:fill="auto"/>
             <w:noWrap/>
             <w:vAlign w:val="bottom"/>
             <w:hideMark/>
@@ -3211,7 +2722,6 @@
               <w:bottom w:val="single" w:sz="4" w:space="0" w:color="auto"/>
               <w:right w:val="single" w:sz="4" w:space="0" w:color="auto"/>
             </w:tcBorders>
-            <w:shd w:val="clear" w:color="auto" w:fill="auto"/>
             <w:noWrap/>
             <w:vAlign w:val="bottom"/>
             <w:hideMark/>
@@ -3252,7 +2762,6 @@
               <w:bottom w:val="single" w:sz="4" w:space="0" w:color="auto"/>
               <w:right w:val="single" w:sz="4" w:space="0" w:color="auto"/>
             </w:tcBorders>
-            <w:shd w:val="clear" w:color="auto" w:fill="auto"/>
             <w:noWrap/>
             <w:vAlign w:val="bottom"/>
             <w:hideMark/>
@@ -3331,7 +2840,6 @@
               <w:bottom w:val="single" w:sz="4" w:space="0" w:color="auto"/>
               <w:right w:val="single" w:sz="4" w:space="0" w:color="auto"/>
             </w:tcBorders>
-            <w:shd w:val="clear" w:color="auto" w:fill="auto"/>
             <w:noWrap/>
             <w:vAlign w:val="bottom"/>
             <w:hideMark/>
@@ -3372,7 +2880,6 @@
               <w:bottom w:val="single" w:sz="4" w:space="0" w:color="auto"/>
               <w:right w:val="single" w:sz="4" w:space="0" w:color="auto"/>
             </w:tcBorders>
-            <w:shd w:val="clear" w:color="auto" w:fill="auto"/>
             <w:noWrap/>
             <w:vAlign w:val="bottom"/>
             <w:hideMark/>
@@ -3451,7 +2958,6 @@
               <w:bottom w:val="single" w:sz="4" w:space="0" w:color="auto"/>
               <w:right w:val="single" w:sz="4" w:space="0" w:color="auto"/>
             </w:tcBorders>
-            <w:shd w:val="clear" w:color="auto" w:fill="auto"/>
             <w:noWrap/>
             <w:vAlign w:val="bottom"/>
             <w:hideMark/>
@@ -3492,7 +2998,6 @@
               <w:bottom w:val="single" w:sz="4" w:space="0" w:color="auto"/>
               <w:right w:val="single" w:sz="4" w:space="0" w:color="auto"/>
             </w:tcBorders>
-            <w:shd w:val="clear" w:color="auto" w:fill="auto"/>
             <w:noWrap/>
             <w:vAlign w:val="bottom"/>
             <w:hideMark/>
@@ -3571,7 +3076,6 @@
               <w:bottom w:val="single" w:sz="4" w:space="0" w:color="auto"/>
               <w:right w:val="single" w:sz="4" w:space="0" w:color="auto"/>
             </w:tcBorders>
-            <w:shd w:val="clear" w:color="auto" w:fill="auto"/>
             <w:noWrap/>
             <w:vAlign w:val="bottom"/>
             <w:hideMark/>
@@ -3612,7 +3116,6 @@
               <w:bottom w:val="single" w:sz="4" w:space="0" w:color="auto"/>
               <w:right w:val="single" w:sz="4" w:space="0" w:color="auto"/>
             </w:tcBorders>
-            <w:shd w:val="clear" w:color="auto" w:fill="auto"/>
             <w:noWrap/>
             <w:vAlign w:val="bottom"/>
             <w:hideMark/>
@@ -3691,7 +3194,6 @@
               <w:bottom w:val="single" w:sz="4" w:space="0" w:color="auto"/>
               <w:right w:val="single" w:sz="4" w:space="0" w:color="auto"/>
             </w:tcBorders>
-            <w:shd w:val="clear" w:color="auto" w:fill="auto"/>
             <w:noWrap/>
             <w:vAlign w:val="bottom"/>
             <w:hideMark/>
@@ -3732,7 +3234,6 @@
               <w:bottom w:val="single" w:sz="4" w:space="0" w:color="auto"/>
               <w:right w:val="single" w:sz="4" w:space="0" w:color="auto"/>
             </w:tcBorders>
-            <w:shd w:val="clear" w:color="auto" w:fill="auto"/>
             <w:noWrap/>
             <w:vAlign w:val="bottom"/>
             <w:hideMark/>
@@ -3811,7 +3312,6 @@
               <w:bottom w:val="single" w:sz="4" w:space="0" w:color="auto"/>
               <w:right w:val="single" w:sz="4" w:space="0" w:color="auto"/>
             </w:tcBorders>
-            <w:shd w:val="clear" w:color="auto" w:fill="auto"/>
             <w:noWrap/>
             <w:vAlign w:val="bottom"/>
             <w:hideMark/>
@@ -3852,7 +3352,6 @@
               <w:bottom w:val="single" w:sz="4" w:space="0" w:color="auto"/>
               <w:right w:val="single" w:sz="4" w:space="0" w:color="auto"/>
             </w:tcBorders>
-            <w:shd w:val="clear" w:color="auto" w:fill="auto"/>
             <w:noWrap/>
             <w:vAlign w:val="bottom"/>
             <w:hideMark/>
@@ -3931,7 +3430,6 @@
               <w:bottom w:val="single" w:sz="4" w:space="0" w:color="auto"/>
               <w:right w:val="single" w:sz="4" w:space="0" w:color="auto"/>
             </w:tcBorders>
-            <w:shd w:val="clear" w:color="auto" w:fill="auto"/>
             <w:noWrap/>
             <w:vAlign w:val="bottom"/>
             <w:hideMark/>
@@ -3972,7 +3470,6 @@
               <w:bottom w:val="single" w:sz="4" w:space="0" w:color="auto"/>
               <w:right w:val="single" w:sz="4" w:space="0" w:color="auto"/>
             </w:tcBorders>
-            <w:shd w:val="clear" w:color="auto" w:fill="auto"/>
             <w:noWrap/>
             <w:vAlign w:val="bottom"/>
             <w:hideMark/>
@@ -4149,7 +3646,6 @@
               <w:bottom w:val="single" w:sz="4" w:space="0" w:color="auto"/>
               <w:right w:val="single" w:sz="4" w:space="0" w:color="auto"/>
             </w:tcBorders>
-            <w:shd w:val="clear" w:color="auto" w:fill="auto"/>
             <w:noWrap/>
             <w:vAlign w:val="bottom"/>
             <w:hideMark/>
@@ -4191,7 +3687,6 @@
               <w:bottom w:val="single" w:sz="4" w:space="0" w:color="auto"/>
               <w:right w:val="single" w:sz="4" w:space="0" w:color="auto"/>
             </w:tcBorders>
-            <w:shd w:val="clear" w:color="auto" w:fill="auto"/>
             <w:noWrap/>
             <w:vAlign w:val="bottom"/>
             <w:hideMark/>
@@ -4252,7 +3747,29 @@
                 <w:kern w:val="0"/>
                 <w14:ligatures w14:val="none"/>
               </w:rPr>
-              <w:t>«Social_Insurance_Employee_Share»</w:t>
+              <w:t>«</w:t>
+            </w:r>
+            <w:proofErr w:type="spellStart"/>
+            <w:r>
+              <w:rPr>
+                <w:rFonts w:ascii="Calibri" w:eastAsia="Times New Roman" w:hAnsi="Calibri" w:cs="Calibri"/>
+                <w:noProof/>
+                <w:color w:val="000000"/>
+                <w:kern w:val="0"/>
+                <w14:ligatures w14:val="none"/>
+              </w:rPr>
+              <w:t>Social_Insurance_Employee_Share</w:t>
+            </w:r>
+            <w:proofErr w:type="spellEnd"/>
+            <w:r>
+              <w:rPr>
+                <w:rFonts w:ascii="Calibri" w:eastAsia="Times New Roman" w:hAnsi="Calibri" w:cs="Calibri"/>
+                <w:noProof/>
+                <w:color w:val="000000"/>
+                <w:kern w:val="0"/>
+                <w14:ligatures w14:val="none"/>
+              </w:rPr>
+              <w:t>»</w:t>
             </w:r>
             <w:r>
               <w:rPr>
@@ -4279,7 +3796,6 @@
               <w:bottom w:val="single" w:sz="4" w:space="0" w:color="auto"/>
               <w:right w:val="single" w:sz="4" w:space="0" w:color="auto"/>
             </w:tcBorders>
-            <w:shd w:val="clear" w:color="auto" w:fill="auto"/>
             <w:noWrap/>
             <w:vAlign w:val="bottom"/>
             <w:hideMark/>
@@ -4320,7 +3836,6 @@
               <w:bottom w:val="single" w:sz="4" w:space="0" w:color="auto"/>
               <w:right w:val="single" w:sz="4" w:space="0" w:color="auto"/>
             </w:tcBorders>
-            <w:shd w:val="clear" w:color="auto" w:fill="auto"/>
             <w:noWrap/>
             <w:vAlign w:val="bottom"/>
             <w:hideMark/>
@@ -4381,7 +3896,29 @@
                 <w:kern w:val="0"/>
                 <w14:ligatures w14:val="none"/>
               </w:rPr>
-              <w:t>«Monthly_Tax»</w:t>
+              <w:t>«</w:t>
+            </w:r>
+            <w:proofErr w:type="spellStart"/>
+            <w:r>
+              <w:rPr>
+                <w:rFonts w:ascii="Calibri" w:eastAsia="Times New Roman" w:hAnsi="Calibri" w:cs="Calibri"/>
+                <w:noProof/>
+                <w:color w:val="000000"/>
+                <w:kern w:val="0"/>
+                <w14:ligatures w14:val="none"/>
+              </w:rPr>
+              <w:t>Monthly_Tax</w:t>
+            </w:r>
+            <w:proofErr w:type="spellEnd"/>
+            <w:r>
+              <w:rPr>
+                <w:rFonts w:ascii="Calibri" w:eastAsia="Times New Roman" w:hAnsi="Calibri" w:cs="Calibri"/>
+                <w:noProof/>
+                <w:color w:val="000000"/>
+                <w:kern w:val="0"/>
+                <w14:ligatures w14:val="none"/>
+              </w:rPr>
+              <w:t>»</w:t>
             </w:r>
             <w:r>
               <w:rPr>
@@ -4408,7 +3945,6 @@
               <w:bottom w:val="single" w:sz="4" w:space="0" w:color="auto"/>
               <w:right w:val="single" w:sz="4" w:space="0" w:color="auto"/>
             </w:tcBorders>
-            <w:shd w:val="clear" w:color="auto" w:fill="auto"/>
             <w:noWrap/>
             <w:vAlign w:val="bottom"/>
             <w:hideMark/>
@@ -4449,7 +3985,6 @@
               <w:bottom w:val="single" w:sz="4" w:space="0" w:color="auto"/>
               <w:right w:val="single" w:sz="4" w:space="0" w:color="auto"/>
             </w:tcBorders>
-            <w:shd w:val="clear" w:color="auto" w:fill="auto"/>
             <w:noWrap/>
             <w:vAlign w:val="bottom"/>
             <w:hideMark/>
@@ -4537,7 +4072,6 @@
               <w:bottom w:val="single" w:sz="4" w:space="0" w:color="auto"/>
               <w:right w:val="single" w:sz="4" w:space="0" w:color="auto"/>
             </w:tcBorders>
-            <w:shd w:val="clear" w:color="auto" w:fill="auto"/>
             <w:noWrap/>
             <w:vAlign w:val="bottom"/>
             <w:hideMark/>
@@ -4578,7 +4112,6 @@
               <w:bottom w:val="single" w:sz="4" w:space="0" w:color="auto"/>
               <w:right w:val="single" w:sz="4" w:space="0" w:color="auto"/>
             </w:tcBorders>
-            <w:shd w:val="clear" w:color="auto" w:fill="auto"/>
             <w:noWrap/>
             <w:vAlign w:val="bottom"/>
             <w:hideMark/>
@@ -4666,7 +4199,6 @@
               <w:bottom w:val="single" w:sz="4" w:space="0" w:color="auto"/>
               <w:right w:val="single" w:sz="4" w:space="0" w:color="auto"/>
             </w:tcBorders>
-            <w:shd w:val="clear" w:color="auto" w:fill="auto"/>
             <w:noWrap/>
             <w:vAlign w:val="bottom"/>
             <w:hideMark/>
@@ -4707,7 +4239,6 @@
               <w:bottom w:val="single" w:sz="4" w:space="0" w:color="auto"/>
               <w:right w:val="single" w:sz="4" w:space="0" w:color="auto"/>
             </w:tcBorders>
-            <w:shd w:val="clear" w:color="auto" w:fill="auto"/>
             <w:noWrap/>
             <w:vAlign w:val="bottom"/>
             <w:hideMark/>
@@ -4795,7 +4326,6 @@
               <w:bottom w:val="single" w:sz="4" w:space="0" w:color="auto"/>
               <w:right w:val="single" w:sz="4" w:space="0" w:color="auto"/>
             </w:tcBorders>
-            <w:shd w:val="clear" w:color="auto" w:fill="auto"/>
             <w:noWrap/>
             <w:vAlign w:val="bottom"/>
             <w:hideMark/>
@@ -4836,7 +4366,6 @@
               <w:bottom w:val="single" w:sz="4" w:space="0" w:color="auto"/>
               <w:right w:val="single" w:sz="4" w:space="0" w:color="auto"/>
             </w:tcBorders>
-            <w:shd w:val="clear" w:color="auto" w:fill="auto"/>
             <w:noWrap/>
             <w:vAlign w:val="bottom"/>
             <w:hideMark/>
@@ -4897,7 +4426,29 @@
                 <w:kern w:val="0"/>
                 <w14:ligatures w14:val="none"/>
               </w:rPr>
-              <w:t>«NowPay»</w:t>
+              <w:t>«</w:t>
+            </w:r>
+            <w:proofErr w:type="spellStart"/>
+            <w:r>
+              <w:rPr>
+                <w:rFonts w:ascii="Calibri" w:eastAsia="Times New Roman" w:hAnsi="Calibri" w:cs="Calibri"/>
+                <w:noProof/>
+                <w:color w:val="000000"/>
+                <w:kern w:val="0"/>
+                <w14:ligatures w14:val="none"/>
+              </w:rPr>
+              <w:t>NowPay</w:t>
+            </w:r>
+            <w:proofErr w:type="spellEnd"/>
+            <w:r>
+              <w:rPr>
+                <w:rFonts w:ascii="Calibri" w:eastAsia="Times New Roman" w:hAnsi="Calibri" w:cs="Calibri"/>
+                <w:noProof/>
+                <w:color w:val="000000"/>
+                <w:kern w:val="0"/>
+                <w14:ligatures w14:val="none"/>
+              </w:rPr>
+              <w:t>»</w:t>
             </w:r>
             <w:r>
               <w:rPr>
@@ -4924,7 +4475,6 @@
               <w:bottom w:val="single" w:sz="4" w:space="0" w:color="auto"/>
               <w:right w:val="single" w:sz="4" w:space="0" w:color="auto"/>
             </w:tcBorders>
-            <w:shd w:val="clear" w:color="auto" w:fill="auto"/>
             <w:noWrap/>
             <w:vAlign w:val="bottom"/>
             <w:hideMark/>
@@ -4965,7 +4515,6 @@
               <w:bottom w:val="single" w:sz="4" w:space="0" w:color="auto"/>
               <w:right w:val="single" w:sz="4" w:space="0" w:color="auto"/>
             </w:tcBorders>
-            <w:shd w:val="clear" w:color="auto" w:fill="auto"/>
             <w:noWrap/>
             <w:vAlign w:val="bottom"/>
             <w:hideMark/>
@@ -5026,7 +4575,29 @@
                 <w:kern w:val="0"/>
                 <w14:ligatures w14:val="none"/>
               </w:rPr>
-              <w:t>«Martyrs_Fund»</w:t>
+              <w:t>«</w:t>
+            </w:r>
+            <w:proofErr w:type="spellStart"/>
+            <w:r>
+              <w:rPr>
+                <w:rFonts w:ascii="Calibri" w:eastAsia="Times New Roman" w:hAnsi="Calibri" w:cs="Calibri"/>
+                <w:noProof/>
+                <w:color w:val="000000"/>
+                <w:kern w:val="0"/>
+                <w14:ligatures w14:val="none"/>
+              </w:rPr>
+              <w:t>Martyrs_Fund</w:t>
+            </w:r>
+            <w:proofErr w:type="spellEnd"/>
+            <w:r>
+              <w:rPr>
+                <w:rFonts w:ascii="Calibri" w:eastAsia="Times New Roman" w:hAnsi="Calibri" w:cs="Calibri"/>
+                <w:noProof/>
+                <w:color w:val="000000"/>
+                <w:kern w:val="0"/>
+                <w14:ligatures w14:val="none"/>
+              </w:rPr>
+              <w:t>»</w:t>
             </w:r>
             <w:r>
               <w:rPr>
@@ -5053,7 +4624,6 @@
               <w:bottom w:val="single" w:sz="4" w:space="0" w:color="auto"/>
               <w:right w:val="single" w:sz="4" w:space="0" w:color="auto"/>
             </w:tcBorders>
-            <w:shd w:val="clear" w:color="auto" w:fill="auto"/>
             <w:noWrap/>
             <w:vAlign w:val="bottom"/>
             <w:hideMark/>
@@ -5094,7 +4664,6 @@
               <w:bottom w:val="single" w:sz="4" w:space="0" w:color="auto"/>
               <w:right w:val="single" w:sz="4" w:space="0" w:color="auto"/>
             </w:tcBorders>
-            <w:shd w:val="clear" w:color="auto" w:fill="auto"/>
             <w:noWrap/>
             <w:vAlign w:val="bottom"/>
             <w:hideMark/>
@@ -5155,7 +4724,29 @@
                 <w:kern w:val="0"/>
                 <w14:ligatures w14:val="none"/>
               </w:rPr>
-              <w:t>«Personal_Loan_Installment»</w:t>
+              <w:t>«</w:t>
+            </w:r>
+            <w:proofErr w:type="spellStart"/>
+            <w:r>
+              <w:rPr>
+                <w:rFonts w:ascii="Calibri" w:eastAsia="Times New Roman" w:hAnsi="Calibri" w:cs="Calibri"/>
+                <w:noProof/>
+                <w:color w:val="000000"/>
+                <w:kern w:val="0"/>
+                <w14:ligatures w14:val="none"/>
+              </w:rPr>
+              <w:t>Personal_Loan_Installment</w:t>
+            </w:r>
+            <w:proofErr w:type="spellEnd"/>
+            <w:r>
+              <w:rPr>
+                <w:rFonts w:ascii="Calibri" w:eastAsia="Times New Roman" w:hAnsi="Calibri" w:cs="Calibri"/>
+                <w:noProof/>
+                <w:color w:val="000000"/>
+                <w:kern w:val="0"/>
+                <w14:ligatures w14:val="none"/>
+              </w:rPr>
+              <w:t>»</w:t>
             </w:r>
             <w:r>
               <w:rPr>
@@ -5182,7 +4773,6 @@
               <w:bottom w:val="single" w:sz="4" w:space="0" w:color="auto"/>
               <w:right w:val="single" w:sz="4" w:space="0" w:color="auto"/>
             </w:tcBorders>
-            <w:shd w:val="clear" w:color="auto" w:fill="auto"/>
             <w:noWrap/>
             <w:vAlign w:val="bottom"/>
             <w:hideMark/>
@@ -5223,7 +4813,6 @@
               <w:bottom w:val="single" w:sz="4" w:space="0" w:color="auto"/>
               <w:right w:val="single" w:sz="4" w:space="0" w:color="auto"/>
             </w:tcBorders>
-            <w:shd w:val="clear" w:color="auto" w:fill="auto"/>
             <w:noWrap/>
             <w:vAlign w:val="bottom"/>
             <w:hideMark/>
@@ -5302,7 +4891,6 @@
               <w:bottom w:val="single" w:sz="4" w:space="0" w:color="auto"/>
               <w:right w:val="single" w:sz="4" w:space="0" w:color="auto"/>
             </w:tcBorders>
-            <w:shd w:val="clear" w:color="auto" w:fill="auto"/>
             <w:noWrap/>
             <w:vAlign w:val="bottom"/>
             <w:hideMark/>
@@ -5368,7 +4956,6 @@
               <w:bottom w:val="single" w:sz="4" w:space="0" w:color="auto"/>
               <w:right w:val="single" w:sz="4" w:space="0" w:color="auto"/>
             </w:tcBorders>
-            <w:shd w:val="clear" w:color="auto" w:fill="auto"/>
             <w:noWrap/>
             <w:vAlign w:val="bottom"/>
             <w:hideMark/>
@@ -5456,7 +5043,6 @@
               <w:bottom w:val="single" w:sz="4" w:space="0" w:color="auto"/>
               <w:right w:val="single" w:sz="4" w:space="0" w:color="auto"/>
             </w:tcBorders>
-            <w:shd w:val="clear" w:color="auto" w:fill="auto"/>
             <w:noWrap/>
             <w:vAlign w:val="bottom"/>
             <w:hideMark/>
@@ -5497,7 +5083,6 @@
               <w:bottom w:val="single" w:sz="4" w:space="0" w:color="auto"/>
               <w:right w:val="single" w:sz="4" w:space="0" w:color="auto"/>
             </w:tcBorders>
-            <w:shd w:val="clear" w:color="auto" w:fill="auto"/>
             <w:noWrap/>
             <w:vAlign w:val="bottom"/>
             <w:hideMark/>
@@ -5687,7 +5272,29 @@
                 <w:kern w:val="0"/>
                 <w14:ligatures w14:val="none"/>
               </w:rPr>
-              <w:t>«Net_Salary»</w:t>
+              <w:t>«</w:t>
+            </w:r>
+            <w:proofErr w:type="spellStart"/>
+            <w:r>
+              <w:rPr>
+                <w:rFonts w:ascii="Calibri" w:eastAsia="Times New Roman" w:hAnsi="Calibri" w:cs="Calibri"/>
+                <w:noProof/>
+                <w:color w:val="000000"/>
+                <w:kern w:val="0"/>
+                <w14:ligatures w14:val="none"/>
+              </w:rPr>
+              <w:t>Net_Salary</w:t>
+            </w:r>
+            <w:proofErr w:type="spellEnd"/>
+            <w:r>
+              <w:rPr>
+                <w:rFonts w:ascii="Calibri" w:eastAsia="Times New Roman" w:hAnsi="Calibri" w:cs="Calibri"/>
+                <w:noProof/>
+                <w:color w:val="000000"/>
+                <w:kern w:val="0"/>
+                <w14:ligatures w14:val="none"/>
+              </w:rPr>
+              <w:t>»</w:t>
             </w:r>
             <w:r>
               <w:rPr>
@@ -5714,7 +5321,6 @@
               <w:bottom w:val="nil"/>
               <w:right w:val="nil"/>
             </w:tcBorders>
-            <w:shd w:val="clear" w:color="auto" w:fill="auto"/>
             <w:noWrap/>
             <w:vAlign w:val="bottom"/>
             <w:hideMark/>
@@ -5740,7 +5346,6 @@
               <w:bottom w:val="nil"/>
               <w:right w:val="nil"/>
             </w:tcBorders>
-            <w:shd w:val="clear" w:color="auto" w:fill="auto"/>
             <w:noWrap/>
             <w:vAlign w:val="bottom"/>
             <w:hideMark/>
@@ -5772,7 +5377,6 @@
               <w:bottom w:val="nil"/>
               <w:right w:val="nil"/>
             </w:tcBorders>
-            <w:shd w:val="clear" w:color="auto" w:fill="auto"/>
             <w:noWrap/>
             <w:vAlign w:val="bottom"/>
             <w:hideMark/>
@@ -5799,7 +5403,6 @@
               <w:bottom w:val="nil"/>
               <w:right w:val="nil"/>
             </w:tcBorders>
-            <w:shd w:val="clear" w:color="auto" w:fill="auto"/>
             <w:noWrap/>
             <w:vAlign w:val="bottom"/>
             <w:hideMark/>
@@ -5831,7 +5434,6 @@
               <w:bottom w:val="nil"/>
               <w:right w:val="nil"/>
             </w:tcBorders>
-            <w:shd w:val="clear" w:color="auto" w:fill="auto"/>
             <w:noWrap/>
             <w:vAlign w:val="bottom"/>
             <w:hideMark/>
@@ -5847,87 +5449,6 @@
                 <w14:ligatures w14:val="none"/>
               </w:rPr>
             </w:pPr>
-            <w:r>
-              <w:rPr>
-                <w:rFonts w:ascii="Calibri" w:eastAsia="Times New Roman" w:hAnsi="Calibri" w:cs="Calibri"/>
-                <w:noProof/>
-                <w:color w:val="000000"/>
-                <w:kern w:val="0"/>
-                <w14:ligatures w14:val="none"/>
-              </w:rPr>
-              <w:drawing>
-                <wp:anchor distT="0" distB="0" distL="114300" distR="114300" simplePos="0" relativeHeight="251658240" behindDoc="0" locked="0" layoutInCell="1" allowOverlap="1" wp14:anchorId="79D82AEA" wp14:editId="76ED0E31">
-                  <wp:simplePos x="0" y="0"/>
-                  <wp:positionH relativeFrom="column">
-                    <wp:posOffset>109220</wp:posOffset>
-                  </wp:positionH>
-                  <wp:positionV relativeFrom="paragraph">
-                    <wp:posOffset>-120015</wp:posOffset>
-                  </wp:positionV>
-                  <wp:extent cx="1790700" cy="638175"/>
-                  <wp:effectExtent l="0" t="0" r="0" b="9525"/>
-                  <wp:wrapNone/>
-                  <wp:docPr id="3" name="Picture 1" descr="A close up of a address&#10;&#10;Description automatically generated">
-                    <a:extLst xmlns:a="http://schemas.openxmlformats.org/drawingml/2006/main">
-                      <a:ext uri="{FF2B5EF4-FFF2-40B4-BE49-F238E27FC236}">
-                        <a16:creationId xmlns:a16="http://schemas.microsoft.com/office/drawing/2014/main" id="{F3D3A0AE-B6F8-8F3E-BE21-DDFCB39A8171}"/>
-                      </a:ext>
-                    </a:extLst>
-                  </wp:docPr>
-                  <wp:cNvGraphicFramePr/>
-                  <a:graphic xmlns:a="http://schemas.openxmlformats.org/drawingml/2006/main">
-                    <a:graphicData uri="http://schemas.openxmlformats.org/drawingml/2006/picture">
-                      <pic:pic xmlns:pic="http://schemas.openxmlformats.org/drawingml/2006/picture">
-                        <pic:nvPicPr>
-                          <pic:cNvPr id="3" name="Picture 1" descr="A close up of a address&#10;&#10;Description automatically generated">
-                            <a:extLst>
-                              <a:ext uri="{FF2B5EF4-FFF2-40B4-BE49-F238E27FC236}">
-                                <a16:creationId xmlns:a16="http://schemas.microsoft.com/office/drawing/2014/main" id="{F3D3A0AE-B6F8-8F3E-BE21-DDFCB39A8171}"/>
-                              </a:ext>
-                            </a:extLst>
-                          </pic:cNvPr>
-                          <pic:cNvPicPr>
-                            <a:picLocks noChangeAspect="1"/>
-                          </pic:cNvPicPr>
-                        </pic:nvPicPr>
-                        <pic:blipFill>
-                          <a:blip r:embed="rId5" cstate="print">
-                            <a:extLst>
-                              <a:ext uri="{28A0092B-C50C-407E-A947-70E740481C1C}">
-                                <a14:useLocalDpi xmlns:a14="http://schemas.microsoft.com/office/drawing/2010/main" val="0"/>
-                              </a:ext>
-                            </a:extLst>
-                          </a:blip>
-                          <a:srcRect/>
-                          <a:stretch>
-                            <a:fillRect/>
-                          </a:stretch>
-                        </pic:blipFill>
-                        <pic:spPr bwMode="auto">
-                          <a:xfrm>
-                            <a:off x="0" y="0"/>
-                            <a:ext cx="1790700" cy="638175"/>
-                          </a:xfrm>
-                          <a:prstGeom prst="rect">
-                            <a:avLst/>
-                          </a:prstGeom>
-                          <a:noFill/>
-                          <a:ln>
-                            <a:noFill/>
-                          </a:ln>
-                        </pic:spPr>
-                      </pic:pic>
-                    </a:graphicData>
-                  </a:graphic>
-                  <wp14:sizeRelH relativeFrom="page">
-                    <wp14:pctWidth>0</wp14:pctWidth>
-                  </wp14:sizeRelH>
-                  <wp14:sizeRelV relativeFrom="page">
-                    <wp14:pctHeight>0</wp14:pctHeight>
-                  </wp14:sizeRelV>
-                </wp:anchor>
-              </w:drawing>
-            </w:r>
           </w:p>
           <w:tbl>
             <w:tblPr>
@@ -5957,7 +5478,6 @@
                     <w:bottom w:val="nil"/>
                     <w:right w:val="nil"/>
                   </w:tcBorders>
-                  <w:shd w:val="clear" w:color="auto" w:fill="auto"/>
                   <w:noWrap/>
                   <w:vAlign w:val="bottom"/>
                   <w:hideMark/>
@@ -6000,7 +5520,6 @@
               <w:bottom w:val="nil"/>
               <w:right w:val="nil"/>
             </w:tcBorders>
-            <w:shd w:val="clear" w:color="auto" w:fill="auto"/>
             <w:noWrap/>
             <w:vAlign w:val="bottom"/>
             <w:hideMark/>
@@ -6023,6 +5542,7 @@
     </w:tbl>
     <w:p/>
     <w:sectPr>
+      <w:footerReference w:type="default" r:id="rId7"/>
       <w:pgSz w:w="12240" w:h="15840"/>
       <w:pgMar w:top="90" w:right="1440" w:bottom="90" w:left="1440" w:header="720" w:footer="720" w:gutter="0"/>
       <w:cols w:space="720"/>
@@ -6032,70 +5552,126 @@
 </w:document>
 </file>
 
-<file path=word/recipientData.xml><?xml version="1.0" encoding="utf-8"?>
-<wne:recipients xmlns:wpc="http://schemas.microsoft.com/office/word/2010/wordprocessingCanvas" xmlns:cx="http://schemas.microsoft.com/office/drawing/2014/chartex" xmlns:cx1="http://schemas.microsoft.com/office/drawing/2015/9/8/chartex" xmlns:cx2="http://schemas.microsoft.com/office/drawing/2015/10/21/chartex" xmlns:cx3="http://schemas.microsoft.com/office/drawing/2016/5/9/chartex" xmlns:cx4="http://schemas.microsoft.com/office/drawing/2016/5/10/chartex" xmlns:cx5="http://schemas.microsoft.com/office/drawing/2016/5/11/chartex" xmlns:cx6="http://schemas.microsoft.com/office/drawing/2016/5/12/chartex" xmlns:cx7="http://schemas.microsoft.com/office/drawing/2016/5/13/chartex" xmlns:cx8="http://schemas.microsoft.com/office/drawing/2016/5/14/chartex" xmlns:mc="http://schemas.openxmlformats.org/markup-compatibility/2006" xmlns:aink="http://schemas.microsoft.com/office/drawing/2016/ink" xmlns:am3d="http://schemas.microsoft.com/office/drawing/2017/model3d" xmlns:o="urn:schemas-microsoft-com:office:office" xmlns:oel="http://schemas.microsoft.com/office/2019/extlst" xmlns:r="http://schemas.openxmlformats.org/officeDocument/2006/relationships" xmlns:m="http://schemas.openxmlformats.org/officeDocument/2006/math" xmlns:v="urn:schemas-microsoft-com:vml" xmlns:wp14="http://schemas.microsoft.com/office/word/2010/wordprocessingDrawing" xmlns:wp="http://schemas.openxmlformats.org/drawingml/2006/wordprocessingDrawing" xmlns:w10="urn:schemas-microsoft-com:office:word" xmlns:w="http://schemas.openxmlformats.org/wordprocessingml/2006/main" xmlns:w14="http://schemas.microsoft.com/office/word/2010/wordml" xmlns:w15="http://schemas.microsoft.com/office/word/2012/wordml" xmlns:w16cex="http://schemas.microsoft.com/office/word/2018/wordml/cex" xmlns:w16cid="http://schemas.microsoft.com/office/word/2016/wordml/cid" xmlns:w16="http://schemas.microsoft.com/office/word/2018/wordml" xmlns:w16sdtdh="http://schemas.microsoft.com/office/word/2020/wordml/sdtdatahash" xmlns:w16se="http://schemas.microsoft.com/office/word/2015/wordml/symex" xmlns:wpg="http://schemas.microsoft.com/office/word/2010/wordprocessingGroup" xmlns:wpi="http://schemas.microsoft.com/office/word/2010/wordprocessingInk" xmlns:wne="http://schemas.microsoft.com/office/word/2006/wordml" xmlns:wps="http://schemas.microsoft.com/office/word/2010/wordprocessingShape" mc:Ignorable="w14 w15 w16se w16cid w16 w16cex w16sdtdh wp14">
-  <wne:recipientData>
-    <wne:active wne:val="1"/>
-  </wne:recipientData>
-  <wne:recipientData>
-    <wne:active wne:val="1"/>
-  </wne:recipientData>
-  <wne:recipientData>
-    <wne:active wne:val="1"/>
-  </wne:recipientData>
-  <wne:recipientData>
-    <wne:active wne:val="1"/>
-  </wne:recipientData>
-  <wne:recipientData>
-    <wne:active wne:val="1"/>
-  </wne:recipientData>
-  <wne:recipientData>
-    <wne:active wne:val="1"/>
-  </wne:recipientData>
-  <wne:recipientData>
-    <wne:active wne:val="1"/>
-  </wne:recipientData>
-  <wne:recipientData>
-    <wne:active wne:val="1"/>
-  </wne:recipientData>
-  <wne:recipientData>
-    <wne:active wne:val="1"/>
-  </wne:recipientData>
-  <wne:recipientData>
-    <wne:active wne:val="1"/>
-  </wne:recipientData>
-  <wne:recipientData>
-    <wne:active wne:val="1"/>
-  </wne:recipientData>
-  <wne:recipientData>
-    <wne:active wne:val="1"/>
-  </wne:recipientData>
-  <wne:recipientData>
-    <wne:active wne:val="1"/>
-  </wne:recipientData>
-  <wne:recipientData>
-    <wne:active wne:val="1"/>
-  </wne:recipientData>
-  <wne:recipientData>
-    <wne:active wne:val="1"/>
-  </wne:recipientData>
-  <wne:recipientData>
-    <wne:active wne:val="1"/>
-  </wne:recipientData>
-  <wne:recipientData>
-    <wne:active wne:val="1"/>
-  </wne:recipientData>
-  <wne:recipientData>
-    <wne:active wne:val="1"/>
-  </wne:recipientData>
-  <wne:recipientData>
-    <wne:active wne:val="1"/>
-  </wne:recipientData>
-</wne:recipients>
+<file path=word/endnotes.xml><?xml version="1.0" encoding="utf-8"?>
+<w:endnotes xmlns:wpc="http://schemas.microsoft.com/office/word/2010/wordprocessingCanvas" xmlns:cx="http://schemas.microsoft.com/office/drawing/2014/chartex" xmlns:cx1="http://schemas.microsoft.com/office/drawing/2015/9/8/chartex" xmlns:cx2="http://schemas.microsoft.com/office/drawing/2015/10/21/chartex" xmlns:cx3="http://schemas.microsoft.com/office/drawing/2016/5/9/chartex" xmlns:cx4="http://schemas.microsoft.com/office/drawing/2016/5/10/chartex" xmlns:cx5="http://schemas.microsoft.com/office/drawing/2016/5/11/chartex" xmlns:cx6="http://schemas.microsoft.com/office/drawing/2016/5/12/chartex" xmlns:cx7="http://schemas.microsoft.com/office/drawing/2016/5/13/chartex" xmlns:cx8="http://schemas.microsoft.com/office/drawing/2016/5/14/chartex" xmlns:mc="http://schemas.openxmlformats.org/markup-compatibility/2006" xmlns:aink="http://schemas.microsoft.com/office/drawing/2016/ink" xmlns:am3d="http://schemas.microsoft.com/office/drawing/2017/model3d" xmlns:o="urn:schemas-microsoft-com:office:office" xmlns:oel="http://schemas.microsoft.com/office/2019/extlst" xmlns:r="http://schemas.openxmlformats.org/officeDocument/2006/relationships" xmlns:m="http://schemas.openxmlformats.org/officeDocument/2006/math" xmlns:v="urn:schemas-microsoft-com:vml" xmlns:wp14="http://schemas.microsoft.com/office/word/2010/wordprocessingDrawing" xmlns:wp="http://schemas.openxmlformats.org/drawingml/2006/wordprocessingDrawing" xmlns:w10="urn:schemas-microsoft-com:office:word" xmlns:w="http://schemas.openxmlformats.org/wordprocessingml/2006/main" xmlns:w14="http://schemas.microsoft.com/office/word/2010/wordml" xmlns:w15="http://schemas.microsoft.com/office/word/2012/wordml" xmlns:w16cei="http://schemas.microsoft.com/office/word/2026/wordml/cei" xmlns:w16cex="http://schemas.microsoft.com/office/word/2018/wordml/cex" xmlns:w16cid="http://schemas.microsoft.com/office/word/2016/wordml/cid" xmlns:w16="http://schemas.microsoft.com/office/word/2018/wordml" xmlns:w16du="http://schemas.microsoft.com/office/word/2023/wordml/word16du" xmlns:w16sdtdh="http://schemas.microsoft.com/office/word/2020/wordml/sdtdatahash" xmlns:w16sdtfl="http://schemas.microsoft.com/office/word/2024/wordml/sdtformatlock" xmlns:w16se="http://schemas.microsoft.com/office/word/2015/wordml/symex" xmlns:wpg="http://schemas.microsoft.com/office/word/2010/wordprocessingGroup" xmlns:wpi="http://schemas.microsoft.com/office/word/2010/wordprocessingInk" xmlns:wne="http://schemas.microsoft.com/office/word/2006/wordml" xmlns:wps="http://schemas.microsoft.com/office/word/2010/wordprocessingShape" mc:Ignorable="w14 w15 w16se w16cid w16 w16cex w16sdtdh w16sdtfl w16du wp14">
+  <w:endnote w:type="separator" w:id="-1">
+    <w:p>
+      <w:pPr>
+        <w:spacing w:after="0" w:line="240" w:lineRule="auto"/>
+      </w:pPr>
+      <w:r>
+        <w:separator/>
+      </w:r>
+    </w:p>
+  </w:endnote>
+  <w:endnote w:type="continuationSeparator" w:id="0">
+    <w:p>
+      <w:pPr>
+        <w:spacing w:after="0" w:line="240" w:lineRule="auto"/>
+      </w:pPr>
+      <w:r>
+        <w:continuationSeparator/>
+      </w:r>
+    </w:p>
+  </w:endnote>
+</w:endnotes>
+</file>
+
+<file path=word/footer1.xml><?xml version="1.0" encoding="utf-8"?>
+<w:ftr xmlns:wpc="http://schemas.microsoft.com/office/word/2010/wordprocessingCanvas" xmlns:cx="http://schemas.microsoft.com/office/drawing/2014/chartex" xmlns:cx1="http://schemas.microsoft.com/office/drawing/2015/9/8/chartex" xmlns:cx2="http://schemas.microsoft.com/office/drawing/2015/10/21/chartex" xmlns:cx3="http://schemas.microsoft.com/office/drawing/2016/5/9/chartex" xmlns:cx4="http://schemas.microsoft.com/office/drawing/2016/5/10/chartex" xmlns:cx5="http://schemas.microsoft.com/office/drawing/2016/5/11/chartex" xmlns:cx6="http://schemas.microsoft.com/office/drawing/2016/5/12/chartex" xmlns:cx7="http://schemas.microsoft.com/office/drawing/2016/5/13/chartex" xmlns:cx8="http://schemas.microsoft.com/office/drawing/2016/5/14/chartex" xmlns:mc="http://schemas.openxmlformats.org/markup-compatibility/2006" xmlns:aink="http://schemas.microsoft.com/office/drawing/2016/ink" xmlns:am3d="http://schemas.microsoft.com/office/drawing/2017/model3d" xmlns:o="urn:schemas-microsoft-com:office:office" xmlns:oel="http://schemas.microsoft.com/office/2019/extlst" xmlns:r="http://schemas.openxmlformats.org/officeDocument/2006/relationships" xmlns:m="http://schemas.openxmlformats.org/officeDocument/2006/math" xmlns:v="urn:schemas-microsoft-com:vml" xmlns:wp14="http://schemas.microsoft.com/office/word/2010/wordprocessingDrawing" xmlns:wp="http://schemas.openxmlformats.org/drawingml/2006/wordprocessingDrawing" xmlns:w10="urn:schemas-microsoft-com:office:word" xmlns:w="http://schemas.openxmlformats.org/wordprocessingml/2006/main" xmlns:w14="http://schemas.microsoft.com/office/word/2010/wordml" xmlns:w15="http://schemas.microsoft.com/office/word/2012/wordml" xmlns:w16cei="http://schemas.microsoft.com/office/word/2026/wordml/cei" xmlns:w16cex="http://schemas.microsoft.com/office/word/2018/wordml/cex" xmlns:w16cid="http://schemas.microsoft.com/office/word/2016/wordml/cid" xmlns:w16="http://schemas.microsoft.com/office/word/2018/wordml" xmlns:w16du="http://schemas.microsoft.com/office/word/2023/wordml/word16du" xmlns:w16sdtdh="http://schemas.microsoft.com/office/word/2020/wordml/sdtdatahash" xmlns:w16sdtfl="http://schemas.microsoft.com/office/word/2024/wordml/sdtformatlock" xmlns:w16se="http://schemas.microsoft.com/office/word/2015/wordml/symex" xmlns:wpg="http://schemas.microsoft.com/office/word/2010/wordprocessingGroup" xmlns:wpi="http://schemas.microsoft.com/office/word/2010/wordprocessingInk" xmlns:wne="http://schemas.microsoft.com/office/word/2006/wordml" xmlns:wps="http://schemas.microsoft.com/office/word/2010/wordprocessingShape" mc:Ignorable="w14 w15 w16se w16cid w16 w16cex w16sdtdh w16sdtfl w16du wp14">
+  <w:p>
+    <w:pPr>
+      <w:spacing w:after="0" w:line="240" w:lineRule="auto"/>
+      <w:jc w:val="right"/>
+    </w:pPr>
+    <w:r>
+      <w:rPr>
+        <w:noProof/>
+      </w:rPr>
+      <w:drawing>
+        <wp:inline distT="0" distB="0" distL="0" distR="0" wp14:anchorId="4A205E9F" wp14:editId="56DAD5B3">
+          <wp:extent cx="1790700" cy="638175"/>
+          <wp:effectExtent l="0" t="0" r="0" b="0"/>
+          <wp:docPr id="1" name="FooterImage"/>
+          <wp:cNvGraphicFramePr/>
+          <a:graphic xmlns:a="http://schemas.openxmlformats.org/drawingml/2006/main">
+            <a:graphicData uri="http://schemas.openxmlformats.org/drawingml/2006/picture">
+              <pic:pic xmlns:pic="http://schemas.openxmlformats.org/drawingml/2006/picture">
+                <pic:nvPicPr>
+                  <pic:cNvPr id="3" name="Picture 1" descr="A close up of a address&#10;&#10;Description automatically generated">
+                    <a:extLst>
+                      <a:ext uri="{FF2B5EF4-FFF2-40B4-BE49-F238E27FC236}">
+                        <a16:creationId xmlns:a16="http://schemas.microsoft.com/office/drawing/2014/main" id="{F3D3A0AE-B6F8-8F3E-BE21-DDFCB39A8171}"/>
+                      </a:ext>
+                    </a:extLst>
+                  </pic:cNvPr>
+                  <pic:cNvPicPr>
+                    <a:picLocks noChangeAspect="1"/>
+                  </pic:cNvPicPr>
+                </pic:nvPicPr>
+                <pic:blipFill>
+                  <a:blip r:embed="rId1" cstate="print">
+                    <a:extLst>
+                      <a:ext uri="{28A0092B-C50C-407E-A947-70E740481C1C}">
+                        <a14:useLocalDpi xmlns:a14="http://schemas.microsoft.com/office/drawing/2010/main" val="0"/>
+                      </a:ext>
+                    </a:extLst>
+                  </a:blip>
+                  <a:srcRect/>
+                  <a:stretch>
+                    <a:fillRect/>
+                  </a:stretch>
+                </pic:blipFill>
+                <pic:spPr bwMode="auto">
+                  <a:xfrm>
+                    <a:off x="0" y="0"/>
+                    <a:ext cx="1790700" cy="638175"/>
+                  </a:xfrm>
+                  <a:prstGeom prst="rect">
+                    <a:avLst/>
+                  </a:prstGeom>
+                  <a:noFill/>
+                  <a:ln>
+                    <a:noFill/>
+                  </a:ln>
+                </pic:spPr>
+              </pic:pic>
+            </a:graphicData>
+          </a:graphic>
+        </wp:inline>
+      </w:drawing>
+    </w:r>
+  </w:p>
+</w:ftr>
+</file>
+
+<file path=word/footnotes.xml><?xml version="1.0" encoding="utf-8"?>
+<w:footnotes xmlns:wpc="http://schemas.microsoft.com/office/word/2010/wordprocessingCanvas" xmlns:cx="http://schemas.microsoft.com/office/drawing/2014/chartex" xmlns:cx1="http://schemas.microsoft.com/office/drawing/2015/9/8/chartex" xmlns:cx2="http://schemas.microsoft.com/office/drawing/2015/10/21/chartex" xmlns:cx3="http://schemas.microsoft.com/office/drawing/2016/5/9/chartex" xmlns:cx4="http://schemas.microsoft.com/office/drawing/2016/5/10/chartex" xmlns:cx5="http://schemas.microsoft.com/office/drawing/2016/5/11/chartex" xmlns:cx6="http://schemas.microsoft.com/office/drawing/2016/5/12/chartex" xmlns:cx7="http://schemas.microsoft.com/office/drawing/2016/5/13/chartex" xmlns:cx8="http://schemas.microsoft.com/office/drawing/2016/5/14/chartex" xmlns:mc="http://schemas.openxmlformats.org/markup-compatibility/2006" xmlns:aink="http://schemas.microsoft.com/office/drawing/2016/ink" xmlns:am3d="http://schemas.microsoft.com/office/drawing/2017/model3d" xmlns:o="urn:schemas-microsoft-com:office:office" xmlns:oel="http://schemas.microsoft.com/office/2019/extlst" xmlns:r="http://schemas.openxmlformats.org/officeDocument/2006/relationships" xmlns:m="http://schemas.openxmlformats.org/officeDocument/2006/math" xmlns:v="urn:schemas-microsoft-com:vml" xmlns:wp14="http://schemas.microsoft.com/office/word/2010/wordprocessingDrawing" xmlns:wp="http://schemas.openxmlformats.org/drawingml/2006/wordprocessingDrawing" xmlns:w10="urn:schemas-microsoft-com:office:word" xmlns:w="http://schemas.openxmlformats.org/wordprocessingml/2006/main" xmlns:w14="http://schemas.microsoft.com/office/word/2010/wordml" xmlns:w15="http://schemas.microsoft.com/office/word/2012/wordml" xmlns:w16cei="http://schemas.microsoft.com/office/word/2026/wordml/cei" xmlns:w16cex="http://schemas.microsoft.com/office/word/2018/wordml/cex" xmlns:w16cid="http://schemas.microsoft.com/office/word/2016/wordml/cid" xmlns:w16="http://schemas.microsoft.com/office/word/2018/wordml" xmlns:w16du="http://schemas.microsoft.com/office/word/2023/wordml/word16du" xmlns:w16sdtdh="http://schemas.microsoft.com/office/word/2020/wordml/sdtdatahash" xmlns:w16sdtfl="http://schemas.microsoft.com/office/word/2024/wordml/sdtformatlock" xmlns:w16se="http://schemas.microsoft.com/office/word/2015/wordml/symex" xmlns:wpg="http://schemas.microsoft.com/office/word/2010/wordprocessingGroup" xmlns:wpi="http://schemas.microsoft.com/office/word/2010/wordprocessingInk" xmlns:wne="http://schemas.microsoft.com/office/word/2006/wordml" xmlns:wps="http://schemas.microsoft.com/office/word/2010/wordprocessingShape" mc:Ignorable="w14 w15 w16se w16cid w16 w16cex w16sdtdh w16sdtfl w16du wp14">
+  <w:footnote w:type="separator" w:id="-1">
+    <w:p>
+      <w:pPr>
+        <w:spacing w:after="0" w:line="240" w:lineRule="auto"/>
+      </w:pPr>
+      <w:r>
+        <w:separator/>
+      </w:r>
+    </w:p>
+  </w:footnote>
+  <w:footnote w:type="continuationSeparator" w:id="0">
+    <w:p>
+      <w:pPr>
+        <w:spacing w:after="0" w:line="240" w:lineRule="auto"/>
+      </w:pPr>
+      <w:r>
+        <w:continuationSeparator/>
+      </w:r>
+    </w:p>
+  </w:footnote>
+</w:footnotes>
 </file>
 
 <file path=word/styles.xml><?xml version="1.0" encoding="utf-8"?>
-<w:styles xmlns:mc="http://schemas.openxmlformats.org/markup-compatibility/2006" xmlns:r="http://schemas.openxmlformats.org/officeDocument/2006/relationships" xmlns:w="http://schemas.openxmlformats.org/wordprocessingml/2006/main" xmlns:w14="http://schemas.microsoft.com/office/word/2010/wordml" xmlns:w15="http://schemas.microsoft.com/office/word/2012/wordml" xmlns:w16cex="http://schemas.microsoft.com/office/word/2018/wordml/cex" xmlns:w16cid="http://schemas.microsoft.com/office/word/2016/wordml/cid" xmlns:w16="http://schemas.microsoft.com/office/word/2018/wordml" xmlns:w16sdtdh="http://schemas.microsoft.com/office/word/2020/wordml/sdtdatahash" xmlns:w16se="http://schemas.microsoft.com/office/word/2015/wordml/symex" mc:Ignorable="w14 w15 w16se w16cid w16 w16cex w16sdtdh">
+<w:styles xmlns:mc="http://schemas.openxmlformats.org/markup-compatibility/2006" xmlns:r="http://schemas.openxmlformats.org/officeDocument/2006/relationships" xmlns:w="http://schemas.openxmlformats.org/wordprocessingml/2006/main" xmlns:w14="http://schemas.microsoft.com/office/word/2010/wordml" xmlns:w15="http://schemas.microsoft.com/office/word/2012/wordml" xmlns:w16cex="http://schemas.microsoft.com/office/word/2018/wordml/cex" xmlns:w16cid="http://schemas.microsoft.com/office/word/2016/wordml/cid" xmlns:w16="http://schemas.microsoft.com/office/word/2018/wordml" xmlns:w16du="http://schemas.microsoft.com/office/word/2023/wordml/word16du" xmlns:w16sdtdh="http://schemas.microsoft.com/office/word/2020/wordml/sdtdatahash" xmlns:w16sdtfl="http://schemas.microsoft.com/office/word/2024/wordml/sdtformatlock" xmlns:w16se="http://schemas.microsoft.com/office/word/2015/wordml/symex" mc:Ignorable="w14 w15 w16se w16cid w16 w16cex w16sdtdh w16sdtfl w16du">
   <w:docDefaults>
     <w:rPrDefault>
       <w:rPr>
